--- a/TranscriptAnalysis/results/correlation_conventional/lBGE5lwbruE/lBGE5lwbruE_correlation_topics_n0_p15_m6.docx
+++ b/TranscriptAnalysis/results/correlation_conventional/lBGE5lwbruE/lBGE5lwbruE_correlation_topics_n0_p15_m6.docx
@@ -127,7 +127,38 @@
           </w:tcPr>
           <w:p>
             <w:r>
-              <w:t>frame_0000.jpg</w:t>
+              <w:drawing>
+                <wp:inline xmlns:a="http://schemas.openxmlformats.org/drawingml/2006/main" xmlns:pic="http://schemas.openxmlformats.org/drawingml/2006/picture">
+                  <wp:extent cx="1097280" cy="617220"/>
+                  <wp:docPr id="1" name="Picture 1"/>
+                  <wp:cNvGraphicFramePr>
+                    <a:graphicFrameLocks noChangeAspect="1"/>
+                  </wp:cNvGraphicFramePr>
+                  <a:graphic>
+                    <a:graphicData uri="http://schemas.openxmlformats.org/drawingml/2006/picture">
+                      <pic:pic>
+                        <pic:nvPicPr>
+                          <pic:cNvPr id="0" name="frame_0000.jpg"/>
+                          <pic:cNvPicPr/>
+                        </pic:nvPicPr>
+                        <pic:blipFill>
+                          <a:blip r:embed="rId9"/>
+                          <a:stretch>
+                            <a:fillRect/>
+                          </a:stretch>
+                        </pic:blipFill>
+                        <pic:spPr>
+                          <a:xfrm>
+                            <a:off x="0" y="0"/>
+                            <a:ext cx="1097280" cy="617220"/>
+                          </a:xfrm>
+                          <a:prstGeom prst="rect"/>
+                        </pic:spPr>
+                      </pic:pic>
+                    </a:graphicData>
+                  </a:graphic>
+                </wp:inline>
+              </w:drawing>
             </w:r>
           </w:p>
         </w:tc>
@@ -137,7 +168,38 @@
           </w:tcPr>
           <w:p>
             <w:r>
-              <w:t>frame_0098.jpg</w:t>
+              <w:drawing>
+                <wp:inline xmlns:a="http://schemas.openxmlformats.org/drawingml/2006/main" xmlns:pic="http://schemas.openxmlformats.org/drawingml/2006/picture">
+                  <wp:extent cx="1097280" cy="617220"/>
+                  <wp:docPr id="2" name="Picture 2"/>
+                  <wp:cNvGraphicFramePr>
+                    <a:graphicFrameLocks noChangeAspect="1"/>
+                  </wp:cNvGraphicFramePr>
+                  <a:graphic>
+                    <a:graphicData uri="http://schemas.openxmlformats.org/drawingml/2006/picture">
+                      <pic:pic>
+                        <pic:nvPicPr>
+                          <pic:cNvPr id="0" name="frame_0098.jpg"/>
+                          <pic:cNvPicPr/>
+                        </pic:nvPicPr>
+                        <pic:blipFill>
+                          <a:blip r:embed="rId10"/>
+                          <a:stretch>
+                            <a:fillRect/>
+                          </a:stretch>
+                        </pic:blipFill>
+                        <pic:spPr>
+                          <a:xfrm>
+                            <a:off x="0" y="0"/>
+                            <a:ext cx="1097280" cy="617220"/>
+                          </a:xfrm>
+                          <a:prstGeom prst="rect"/>
+                        </pic:spPr>
+                      </pic:pic>
+                    </a:graphicData>
+                  </a:graphic>
+                </wp:inline>
+              </w:drawing>
             </w:r>
           </w:p>
         </w:tc>
@@ -147,7 +209,38 @@
           </w:tcPr>
           <w:p>
             <w:r>
-              <w:t>frame_0197.jpg</w:t>
+              <w:drawing>
+                <wp:inline xmlns:a="http://schemas.openxmlformats.org/drawingml/2006/main" xmlns:pic="http://schemas.openxmlformats.org/drawingml/2006/picture">
+                  <wp:extent cx="1097280" cy="617220"/>
+                  <wp:docPr id="3" name="Picture 3"/>
+                  <wp:cNvGraphicFramePr>
+                    <a:graphicFrameLocks noChangeAspect="1"/>
+                  </wp:cNvGraphicFramePr>
+                  <a:graphic>
+                    <a:graphicData uri="http://schemas.openxmlformats.org/drawingml/2006/picture">
+                      <pic:pic>
+                        <pic:nvPicPr>
+                          <pic:cNvPr id="0" name="frame_0197.jpg"/>
+                          <pic:cNvPicPr/>
+                        </pic:nvPicPr>
+                        <pic:blipFill>
+                          <a:blip r:embed="rId11"/>
+                          <a:stretch>
+                            <a:fillRect/>
+                          </a:stretch>
+                        </pic:blipFill>
+                        <pic:spPr>
+                          <a:xfrm>
+                            <a:off x="0" y="0"/>
+                            <a:ext cx="1097280" cy="617220"/>
+                          </a:xfrm>
+                          <a:prstGeom prst="rect"/>
+                        </pic:spPr>
+                      </pic:pic>
+                    </a:graphicData>
+                  </a:graphic>
+                </wp:inline>
+              </w:drawing>
             </w:r>
           </w:p>
         </w:tc>
@@ -186,7 +279,38 @@
           </w:tcPr>
           <w:p>
             <w:r>
-              <w:t>frame_0000.jpg</w:t>
+              <w:drawing>
+                <wp:inline xmlns:a="http://schemas.openxmlformats.org/drawingml/2006/main" xmlns:pic="http://schemas.openxmlformats.org/drawingml/2006/picture">
+                  <wp:extent cx="1097280" cy="617220"/>
+                  <wp:docPr id="4" name="Picture 4"/>
+                  <wp:cNvGraphicFramePr>
+                    <a:graphicFrameLocks noChangeAspect="1"/>
+                  </wp:cNvGraphicFramePr>
+                  <a:graphic>
+                    <a:graphicData uri="http://schemas.openxmlformats.org/drawingml/2006/picture">
+                      <pic:pic>
+                        <pic:nvPicPr>
+                          <pic:cNvPr id="0" name="frame_0000.jpg"/>
+                          <pic:cNvPicPr/>
+                        </pic:nvPicPr>
+                        <pic:blipFill>
+                          <a:blip r:embed="rId9"/>
+                          <a:stretch>
+                            <a:fillRect/>
+                          </a:stretch>
+                        </pic:blipFill>
+                        <pic:spPr>
+                          <a:xfrm>
+                            <a:off x="0" y="0"/>
+                            <a:ext cx="1097280" cy="617220"/>
+                          </a:xfrm>
+                          <a:prstGeom prst="rect"/>
+                        </pic:spPr>
+                      </pic:pic>
+                    </a:graphicData>
+                  </a:graphic>
+                </wp:inline>
+              </w:drawing>
             </w:r>
           </w:p>
         </w:tc>
@@ -196,7 +320,38 @@
           </w:tcPr>
           <w:p>
             <w:r>
-              <w:t>frame_0098.jpg</w:t>
+              <w:drawing>
+                <wp:inline xmlns:a="http://schemas.openxmlformats.org/drawingml/2006/main" xmlns:pic="http://schemas.openxmlformats.org/drawingml/2006/picture">
+                  <wp:extent cx="1097280" cy="617220"/>
+                  <wp:docPr id="5" name="Picture 5"/>
+                  <wp:cNvGraphicFramePr>
+                    <a:graphicFrameLocks noChangeAspect="1"/>
+                  </wp:cNvGraphicFramePr>
+                  <a:graphic>
+                    <a:graphicData uri="http://schemas.openxmlformats.org/drawingml/2006/picture">
+                      <pic:pic>
+                        <pic:nvPicPr>
+                          <pic:cNvPr id="0" name="frame_0098.jpg"/>
+                          <pic:cNvPicPr/>
+                        </pic:nvPicPr>
+                        <pic:blipFill>
+                          <a:blip r:embed="rId10"/>
+                          <a:stretch>
+                            <a:fillRect/>
+                          </a:stretch>
+                        </pic:blipFill>
+                        <pic:spPr>
+                          <a:xfrm>
+                            <a:off x="0" y="0"/>
+                            <a:ext cx="1097280" cy="617220"/>
+                          </a:xfrm>
+                          <a:prstGeom prst="rect"/>
+                        </pic:spPr>
+                      </pic:pic>
+                    </a:graphicData>
+                  </a:graphic>
+                </wp:inline>
+              </w:drawing>
             </w:r>
           </w:p>
         </w:tc>
@@ -206,7 +361,38 @@
           </w:tcPr>
           <w:p>
             <w:r>
-              <w:t>frame_0197.jpg</w:t>
+              <w:drawing>
+                <wp:inline xmlns:a="http://schemas.openxmlformats.org/drawingml/2006/main" xmlns:pic="http://schemas.openxmlformats.org/drawingml/2006/picture">
+                  <wp:extent cx="1097280" cy="617220"/>
+                  <wp:docPr id="6" name="Picture 6"/>
+                  <wp:cNvGraphicFramePr>
+                    <a:graphicFrameLocks noChangeAspect="1"/>
+                  </wp:cNvGraphicFramePr>
+                  <a:graphic>
+                    <a:graphicData uri="http://schemas.openxmlformats.org/drawingml/2006/picture">
+                      <pic:pic>
+                        <pic:nvPicPr>
+                          <pic:cNvPr id="0" name="frame_0197.jpg"/>
+                          <pic:cNvPicPr/>
+                        </pic:nvPicPr>
+                        <pic:blipFill>
+                          <a:blip r:embed="rId11"/>
+                          <a:stretch>
+                            <a:fillRect/>
+                          </a:stretch>
+                        </pic:blipFill>
+                        <pic:spPr>
+                          <a:xfrm>
+                            <a:off x="0" y="0"/>
+                            <a:ext cx="1097280" cy="617220"/>
+                          </a:xfrm>
+                          <a:prstGeom prst="rect"/>
+                        </pic:spPr>
+                      </pic:pic>
+                    </a:graphicData>
+                  </a:graphic>
+                </wp:inline>
+              </w:drawing>
             </w:r>
           </w:p>
         </w:tc>
@@ -245,7 +431,38 @@
           </w:tcPr>
           <w:p>
             <w:r>
-              <w:t>frame_0000.jpg</w:t>
+              <w:drawing>
+                <wp:inline xmlns:a="http://schemas.openxmlformats.org/drawingml/2006/main" xmlns:pic="http://schemas.openxmlformats.org/drawingml/2006/picture">
+                  <wp:extent cx="1097280" cy="617220"/>
+                  <wp:docPr id="7" name="Picture 7"/>
+                  <wp:cNvGraphicFramePr>
+                    <a:graphicFrameLocks noChangeAspect="1"/>
+                  </wp:cNvGraphicFramePr>
+                  <a:graphic>
+                    <a:graphicData uri="http://schemas.openxmlformats.org/drawingml/2006/picture">
+                      <pic:pic>
+                        <pic:nvPicPr>
+                          <pic:cNvPr id="0" name="frame_0000.jpg"/>
+                          <pic:cNvPicPr/>
+                        </pic:nvPicPr>
+                        <pic:blipFill>
+                          <a:blip r:embed="rId9"/>
+                          <a:stretch>
+                            <a:fillRect/>
+                          </a:stretch>
+                        </pic:blipFill>
+                        <pic:spPr>
+                          <a:xfrm>
+                            <a:off x="0" y="0"/>
+                            <a:ext cx="1097280" cy="617220"/>
+                          </a:xfrm>
+                          <a:prstGeom prst="rect"/>
+                        </pic:spPr>
+                      </pic:pic>
+                    </a:graphicData>
+                  </a:graphic>
+                </wp:inline>
+              </w:drawing>
             </w:r>
           </w:p>
         </w:tc>
@@ -255,7 +472,38 @@
           </w:tcPr>
           <w:p>
             <w:r>
-              <w:t>frame_0098.jpg</w:t>
+              <w:drawing>
+                <wp:inline xmlns:a="http://schemas.openxmlformats.org/drawingml/2006/main" xmlns:pic="http://schemas.openxmlformats.org/drawingml/2006/picture">
+                  <wp:extent cx="1097280" cy="617220"/>
+                  <wp:docPr id="8" name="Picture 8"/>
+                  <wp:cNvGraphicFramePr>
+                    <a:graphicFrameLocks noChangeAspect="1"/>
+                  </wp:cNvGraphicFramePr>
+                  <a:graphic>
+                    <a:graphicData uri="http://schemas.openxmlformats.org/drawingml/2006/picture">
+                      <pic:pic>
+                        <pic:nvPicPr>
+                          <pic:cNvPr id="0" name="frame_0098.jpg"/>
+                          <pic:cNvPicPr/>
+                        </pic:nvPicPr>
+                        <pic:blipFill>
+                          <a:blip r:embed="rId10"/>
+                          <a:stretch>
+                            <a:fillRect/>
+                          </a:stretch>
+                        </pic:blipFill>
+                        <pic:spPr>
+                          <a:xfrm>
+                            <a:off x="0" y="0"/>
+                            <a:ext cx="1097280" cy="617220"/>
+                          </a:xfrm>
+                          <a:prstGeom prst="rect"/>
+                        </pic:spPr>
+                      </pic:pic>
+                    </a:graphicData>
+                  </a:graphic>
+                </wp:inline>
+              </w:drawing>
             </w:r>
           </w:p>
         </w:tc>
@@ -265,7 +513,38 @@
           </w:tcPr>
           <w:p>
             <w:r>
-              <w:t>frame_0197.jpg</w:t>
+              <w:drawing>
+                <wp:inline xmlns:a="http://schemas.openxmlformats.org/drawingml/2006/main" xmlns:pic="http://schemas.openxmlformats.org/drawingml/2006/picture">
+                  <wp:extent cx="1097280" cy="617220"/>
+                  <wp:docPr id="9" name="Picture 9"/>
+                  <wp:cNvGraphicFramePr>
+                    <a:graphicFrameLocks noChangeAspect="1"/>
+                  </wp:cNvGraphicFramePr>
+                  <a:graphic>
+                    <a:graphicData uri="http://schemas.openxmlformats.org/drawingml/2006/picture">
+                      <pic:pic>
+                        <pic:nvPicPr>
+                          <pic:cNvPr id="0" name="frame_0197.jpg"/>
+                          <pic:cNvPicPr/>
+                        </pic:nvPicPr>
+                        <pic:blipFill>
+                          <a:blip r:embed="rId11"/>
+                          <a:stretch>
+                            <a:fillRect/>
+                          </a:stretch>
+                        </pic:blipFill>
+                        <pic:spPr>
+                          <a:xfrm>
+                            <a:off x="0" y="0"/>
+                            <a:ext cx="1097280" cy="617220"/>
+                          </a:xfrm>
+                          <a:prstGeom prst="rect"/>
+                        </pic:spPr>
+                      </pic:pic>
+                    </a:graphicData>
+                  </a:graphic>
+                </wp:inline>
+              </w:drawing>
             </w:r>
           </w:p>
         </w:tc>
@@ -310,7 +589,38 @@
           </w:tcPr>
           <w:p>
             <w:r>
-              <w:t>frame_0000.jpg</w:t>
+              <w:drawing>
+                <wp:inline xmlns:a="http://schemas.openxmlformats.org/drawingml/2006/main" xmlns:pic="http://schemas.openxmlformats.org/drawingml/2006/picture">
+                  <wp:extent cx="1097280" cy="617220"/>
+                  <wp:docPr id="10" name="Picture 10"/>
+                  <wp:cNvGraphicFramePr>
+                    <a:graphicFrameLocks noChangeAspect="1"/>
+                  </wp:cNvGraphicFramePr>
+                  <a:graphic>
+                    <a:graphicData uri="http://schemas.openxmlformats.org/drawingml/2006/picture">
+                      <pic:pic>
+                        <pic:nvPicPr>
+                          <pic:cNvPr id="0" name="frame_0000.jpg"/>
+                          <pic:cNvPicPr/>
+                        </pic:nvPicPr>
+                        <pic:blipFill>
+                          <a:blip r:embed="rId9"/>
+                          <a:stretch>
+                            <a:fillRect/>
+                          </a:stretch>
+                        </pic:blipFill>
+                        <pic:spPr>
+                          <a:xfrm>
+                            <a:off x="0" y="0"/>
+                            <a:ext cx="1097280" cy="617220"/>
+                          </a:xfrm>
+                          <a:prstGeom prst="rect"/>
+                        </pic:spPr>
+                      </pic:pic>
+                    </a:graphicData>
+                  </a:graphic>
+                </wp:inline>
+              </w:drawing>
             </w:r>
           </w:p>
         </w:tc>
@@ -320,7 +630,38 @@
           </w:tcPr>
           <w:p>
             <w:r>
-              <w:t>frame_0098.jpg</w:t>
+              <w:drawing>
+                <wp:inline xmlns:a="http://schemas.openxmlformats.org/drawingml/2006/main" xmlns:pic="http://schemas.openxmlformats.org/drawingml/2006/picture">
+                  <wp:extent cx="1097280" cy="617220"/>
+                  <wp:docPr id="11" name="Picture 11"/>
+                  <wp:cNvGraphicFramePr>
+                    <a:graphicFrameLocks noChangeAspect="1"/>
+                  </wp:cNvGraphicFramePr>
+                  <a:graphic>
+                    <a:graphicData uri="http://schemas.openxmlformats.org/drawingml/2006/picture">
+                      <pic:pic>
+                        <pic:nvPicPr>
+                          <pic:cNvPr id="0" name="frame_0098.jpg"/>
+                          <pic:cNvPicPr/>
+                        </pic:nvPicPr>
+                        <pic:blipFill>
+                          <a:blip r:embed="rId10"/>
+                          <a:stretch>
+                            <a:fillRect/>
+                          </a:stretch>
+                        </pic:blipFill>
+                        <pic:spPr>
+                          <a:xfrm>
+                            <a:off x="0" y="0"/>
+                            <a:ext cx="1097280" cy="617220"/>
+                          </a:xfrm>
+                          <a:prstGeom prst="rect"/>
+                        </pic:spPr>
+                      </pic:pic>
+                    </a:graphicData>
+                  </a:graphic>
+                </wp:inline>
+              </w:drawing>
             </w:r>
           </w:p>
         </w:tc>
@@ -330,7 +671,38 @@
           </w:tcPr>
           <w:p>
             <w:r>
-              <w:t>frame_0197.jpg</w:t>
+              <w:drawing>
+                <wp:inline xmlns:a="http://schemas.openxmlformats.org/drawingml/2006/main" xmlns:pic="http://schemas.openxmlformats.org/drawingml/2006/picture">
+                  <wp:extent cx="1097280" cy="617220"/>
+                  <wp:docPr id="12" name="Picture 12"/>
+                  <wp:cNvGraphicFramePr>
+                    <a:graphicFrameLocks noChangeAspect="1"/>
+                  </wp:cNvGraphicFramePr>
+                  <a:graphic>
+                    <a:graphicData uri="http://schemas.openxmlformats.org/drawingml/2006/picture">
+                      <pic:pic>
+                        <pic:nvPicPr>
+                          <pic:cNvPr id="0" name="frame_0197.jpg"/>
+                          <pic:cNvPicPr/>
+                        </pic:nvPicPr>
+                        <pic:blipFill>
+                          <a:blip r:embed="rId11"/>
+                          <a:stretch>
+                            <a:fillRect/>
+                          </a:stretch>
+                        </pic:blipFill>
+                        <pic:spPr>
+                          <a:xfrm>
+                            <a:off x="0" y="0"/>
+                            <a:ext cx="1097280" cy="617220"/>
+                          </a:xfrm>
+                          <a:prstGeom prst="rect"/>
+                        </pic:spPr>
+                      </pic:pic>
+                    </a:graphicData>
+                  </a:graphic>
+                </wp:inline>
+              </w:drawing>
             </w:r>
           </w:p>
         </w:tc>
@@ -369,7 +741,38 @@
           </w:tcPr>
           <w:p>
             <w:r>
-              <w:t>frame_0000.jpg</w:t>
+              <w:drawing>
+                <wp:inline xmlns:a="http://schemas.openxmlformats.org/drawingml/2006/main" xmlns:pic="http://schemas.openxmlformats.org/drawingml/2006/picture">
+                  <wp:extent cx="1097280" cy="617220"/>
+                  <wp:docPr id="13" name="Picture 13"/>
+                  <wp:cNvGraphicFramePr>
+                    <a:graphicFrameLocks noChangeAspect="1"/>
+                  </wp:cNvGraphicFramePr>
+                  <a:graphic>
+                    <a:graphicData uri="http://schemas.openxmlformats.org/drawingml/2006/picture">
+                      <pic:pic>
+                        <pic:nvPicPr>
+                          <pic:cNvPr id="0" name="frame_0000.jpg"/>
+                          <pic:cNvPicPr/>
+                        </pic:nvPicPr>
+                        <pic:blipFill>
+                          <a:blip r:embed="rId9"/>
+                          <a:stretch>
+                            <a:fillRect/>
+                          </a:stretch>
+                        </pic:blipFill>
+                        <pic:spPr>
+                          <a:xfrm>
+                            <a:off x="0" y="0"/>
+                            <a:ext cx="1097280" cy="617220"/>
+                          </a:xfrm>
+                          <a:prstGeom prst="rect"/>
+                        </pic:spPr>
+                      </pic:pic>
+                    </a:graphicData>
+                  </a:graphic>
+                </wp:inline>
+              </w:drawing>
             </w:r>
           </w:p>
         </w:tc>
@@ -379,7 +782,38 @@
           </w:tcPr>
           <w:p>
             <w:r>
-              <w:t>frame_0098.jpg</w:t>
+              <w:drawing>
+                <wp:inline xmlns:a="http://schemas.openxmlformats.org/drawingml/2006/main" xmlns:pic="http://schemas.openxmlformats.org/drawingml/2006/picture">
+                  <wp:extent cx="1097280" cy="617220"/>
+                  <wp:docPr id="14" name="Picture 14"/>
+                  <wp:cNvGraphicFramePr>
+                    <a:graphicFrameLocks noChangeAspect="1"/>
+                  </wp:cNvGraphicFramePr>
+                  <a:graphic>
+                    <a:graphicData uri="http://schemas.openxmlformats.org/drawingml/2006/picture">
+                      <pic:pic>
+                        <pic:nvPicPr>
+                          <pic:cNvPr id="0" name="frame_0098.jpg"/>
+                          <pic:cNvPicPr/>
+                        </pic:nvPicPr>
+                        <pic:blipFill>
+                          <a:blip r:embed="rId10"/>
+                          <a:stretch>
+                            <a:fillRect/>
+                          </a:stretch>
+                        </pic:blipFill>
+                        <pic:spPr>
+                          <a:xfrm>
+                            <a:off x="0" y="0"/>
+                            <a:ext cx="1097280" cy="617220"/>
+                          </a:xfrm>
+                          <a:prstGeom prst="rect"/>
+                        </pic:spPr>
+                      </pic:pic>
+                    </a:graphicData>
+                  </a:graphic>
+                </wp:inline>
+              </w:drawing>
             </w:r>
           </w:p>
         </w:tc>
@@ -389,7 +823,38 @@
           </w:tcPr>
           <w:p>
             <w:r>
-              <w:t>frame_0197.jpg</w:t>
+              <w:drawing>
+                <wp:inline xmlns:a="http://schemas.openxmlformats.org/drawingml/2006/main" xmlns:pic="http://schemas.openxmlformats.org/drawingml/2006/picture">
+                  <wp:extent cx="1097280" cy="617220"/>
+                  <wp:docPr id="15" name="Picture 15"/>
+                  <wp:cNvGraphicFramePr>
+                    <a:graphicFrameLocks noChangeAspect="1"/>
+                  </wp:cNvGraphicFramePr>
+                  <a:graphic>
+                    <a:graphicData uri="http://schemas.openxmlformats.org/drawingml/2006/picture">
+                      <pic:pic>
+                        <pic:nvPicPr>
+                          <pic:cNvPr id="0" name="frame_0197.jpg"/>
+                          <pic:cNvPicPr/>
+                        </pic:nvPicPr>
+                        <pic:blipFill>
+                          <a:blip r:embed="rId11"/>
+                          <a:stretch>
+                            <a:fillRect/>
+                          </a:stretch>
+                        </pic:blipFill>
+                        <pic:spPr>
+                          <a:xfrm>
+                            <a:off x="0" y="0"/>
+                            <a:ext cx="1097280" cy="617220"/>
+                          </a:xfrm>
+                          <a:prstGeom prst="rect"/>
+                        </pic:spPr>
+                      </pic:pic>
+                    </a:graphicData>
+                  </a:graphic>
+                </wp:inline>
+              </w:drawing>
             </w:r>
           </w:p>
         </w:tc>
@@ -433,7 +898,38 @@
           </w:tcPr>
           <w:p>
             <w:r>
-              <w:t>frame_0000.jpg</w:t>
+              <w:drawing>
+                <wp:inline xmlns:a="http://schemas.openxmlformats.org/drawingml/2006/main" xmlns:pic="http://schemas.openxmlformats.org/drawingml/2006/picture">
+                  <wp:extent cx="1097280" cy="617220"/>
+                  <wp:docPr id="16" name="Picture 16"/>
+                  <wp:cNvGraphicFramePr>
+                    <a:graphicFrameLocks noChangeAspect="1"/>
+                  </wp:cNvGraphicFramePr>
+                  <a:graphic>
+                    <a:graphicData uri="http://schemas.openxmlformats.org/drawingml/2006/picture">
+                      <pic:pic>
+                        <pic:nvPicPr>
+                          <pic:cNvPr id="0" name="frame_0000.jpg"/>
+                          <pic:cNvPicPr/>
+                        </pic:nvPicPr>
+                        <pic:blipFill>
+                          <a:blip r:embed="rId9"/>
+                          <a:stretch>
+                            <a:fillRect/>
+                          </a:stretch>
+                        </pic:blipFill>
+                        <pic:spPr>
+                          <a:xfrm>
+                            <a:off x="0" y="0"/>
+                            <a:ext cx="1097280" cy="617220"/>
+                          </a:xfrm>
+                          <a:prstGeom prst="rect"/>
+                        </pic:spPr>
+                      </pic:pic>
+                    </a:graphicData>
+                  </a:graphic>
+                </wp:inline>
+              </w:drawing>
             </w:r>
           </w:p>
         </w:tc>
@@ -443,7 +939,38 @@
           </w:tcPr>
           <w:p>
             <w:r>
-              <w:t>frame_0098.jpg</w:t>
+              <w:drawing>
+                <wp:inline xmlns:a="http://schemas.openxmlformats.org/drawingml/2006/main" xmlns:pic="http://schemas.openxmlformats.org/drawingml/2006/picture">
+                  <wp:extent cx="1097280" cy="617220"/>
+                  <wp:docPr id="17" name="Picture 17"/>
+                  <wp:cNvGraphicFramePr>
+                    <a:graphicFrameLocks noChangeAspect="1"/>
+                  </wp:cNvGraphicFramePr>
+                  <a:graphic>
+                    <a:graphicData uri="http://schemas.openxmlformats.org/drawingml/2006/picture">
+                      <pic:pic>
+                        <pic:nvPicPr>
+                          <pic:cNvPr id="0" name="frame_0098.jpg"/>
+                          <pic:cNvPicPr/>
+                        </pic:nvPicPr>
+                        <pic:blipFill>
+                          <a:blip r:embed="rId10"/>
+                          <a:stretch>
+                            <a:fillRect/>
+                          </a:stretch>
+                        </pic:blipFill>
+                        <pic:spPr>
+                          <a:xfrm>
+                            <a:off x="0" y="0"/>
+                            <a:ext cx="1097280" cy="617220"/>
+                          </a:xfrm>
+                          <a:prstGeom prst="rect"/>
+                        </pic:spPr>
+                      </pic:pic>
+                    </a:graphicData>
+                  </a:graphic>
+                </wp:inline>
+              </w:drawing>
             </w:r>
           </w:p>
         </w:tc>
@@ -453,7 +980,38 @@
           </w:tcPr>
           <w:p>
             <w:r>
-              <w:t>frame_0197.jpg</w:t>
+              <w:drawing>
+                <wp:inline xmlns:a="http://schemas.openxmlformats.org/drawingml/2006/main" xmlns:pic="http://schemas.openxmlformats.org/drawingml/2006/picture">
+                  <wp:extent cx="1097280" cy="617220"/>
+                  <wp:docPr id="18" name="Picture 18"/>
+                  <wp:cNvGraphicFramePr>
+                    <a:graphicFrameLocks noChangeAspect="1"/>
+                  </wp:cNvGraphicFramePr>
+                  <a:graphic>
+                    <a:graphicData uri="http://schemas.openxmlformats.org/drawingml/2006/picture">
+                      <pic:pic>
+                        <pic:nvPicPr>
+                          <pic:cNvPr id="0" name="frame_0197.jpg"/>
+                          <pic:cNvPicPr/>
+                        </pic:nvPicPr>
+                        <pic:blipFill>
+                          <a:blip r:embed="rId11"/>
+                          <a:stretch>
+                            <a:fillRect/>
+                          </a:stretch>
+                        </pic:blipFill>
+                        <pic:spPr>
+                          <a:xfrm>
+                            <a:off x="0" y="0"/>
+                            <a:ext cx="1097280" cy="617220"/>
+                          </a:xfrm>
+                          <a:prstGeom prst="rect"/>
+                        </pic:spPr>
+                      </pic:pic>
+                    </a:graphicData>
+                  </a:graphic>
+                </wp:inline>
+              </w:drawing>
             </w:r>
           </w:p>
         </w:tc>
@@ -492,7 +1050,38 @@
           </w:tcPr>
           <w:p>
             <w:r>
-              <w:t>frame_0000.jpg</w:t>
+              <w:drawing>
+                <wp:inline xmlns:a="http://schemas.openxmlformats.org/drawingml/2006/main" xmlns:pic="http://schemas.openxmlformats.org/drawingml/2006/picture">
+                  <wp:extent cx="1097280" cy="617220"/>
+                  <wp:docPr id="19" name="Picture 19"/>
+                  <wp:cNvGraphicFramePr>
+                    <a:graphicFrameLocks noChangeAspect="1"/>
+                  </wp:cNvGraphicFramePr>
+                  <a:graphic>
+                    <a:graphicData uri="http://schemas.openxmlformats.org/drawingml/2006/picture">
+                      <pic:pic>
+                        <pic:nvPicPr>
+                          <pic:cNvPr id="0" name="frame_0000.jpg"/>
+                          <pic:cNvPicPr/>
+                        </pic:nvPicPr>
+                        <pic:blipFill>
+                          <a:blip r:embed="rId9"/>
+                          <a:stretch>
+                            <a:fillRect/>
+                          </a:stretch>
+                        </pic:blipFill>
+                        <pic:spPr>
+                          <a:xfrm>
+                            <a:off x="0" y="0"/>
+                            <a:ext cx="1097280" cy="617220"/>
+                          </a:xfrm>
+                          <a:prstGeom prst="rect"/>
+                        </pic:spPr>
+                      </pic:pic>
+                    </a:graphicData>
+                  </a:graphic>
+                </wp:inline>
+              </w:drawing>
             </w:r>
           </w:p>
         </w:tc>
@@ -502,7 +1091,38 @@
           </w:tcPr>
           <w:p>
             <w:r>
-              <w:t>frame_0098.jpg</w:t>
+              <w:drawing>
+                <wp:inline xmlns:a="http://schemas.openxmlformats.org/drawingml/2006/main" xmlns:pic="http://schemas.openxmlformats.org/drawingml/2006/picture">
+                  <wp:extent cx="1097280" cy="617220"/>
+                  <wp:docPr id="20" name="Picture 20"/>
+                  <wp:cNvGraphicFramePr>
+                    <a:graphicFrameLocks noChangeAspect="1"/>
+                  </wp:cNvGraphicFramePr>
+                  <a:graphic>
+                    <a:graphicData uri="http://schemas.openxmlformats.org/drawingml/2006/picture">
+                      <pic:pic>
+                        <pic:nvPicPr>
+                          <pic:cNvPr id="0" name="frame_0098.jpg"/>
+                          <pic:cNvPicPr/>
+                        </pic:nvPicPr>
+                        <pic:blipFill>
+                          <a:blip r:embed="rId10"/>
+                          <a:stretch>
+                            <a:fillRect/>
+                          </a:stretch>
+                        </pic:blipFill>
+                        <pic:spPr>
+                          <a:xfrm>
+                            <a:off x="0" y="0"/>
+                            <a:ext cx="1097280" cy="617220"/>
+                          </a:xfrm>
+                          <a:prstGeom prst="rect"/>
+                        </pic:spPr>
+                      </pic:pic>
+                    </a:graphicData>
+                  </a:graphic>
+                </wp:inline>
+              </w:drawing>
             </w:r>
           </w:p>
         </w:tc>
@@ -512,7 +1132,38 @@
           </w:tcPr>
           <w:p>
             <w:r>
-              <w:t>frame_0197.jpg</w:t>
+              <w:drawing>
+                <wp:inline xmlns:a="http://schemas.openxmlformats.org/drawingml/2006/main" xmlns:pic="http://schemas.openxmlformats.org/drawingml/2006/picture">
+                  <wp:extent cx="1097280" cy="617220"/>
+                  <wp:docPr id="21" name="Picture 21"/>
+                  <wp:cNvGraphicFramePr>
+                    <a:graphicFrameLocks noChangeAspect="1"/>
+                  </wp:cNvGraphicFramePr>
+                  <a:graphic>
+                    <a:graphicData uri="http://schemas.openxmlformats.org/drawingml/2006/picture">
+                      <pic:pic>
+                        <pic:nvPicPr>
+                          <pic:cNvPr id="0" name="frame_0197.jpg"/>
+                          <pic:cNvPicPr/>
+                        </pic:nvPicPr>
+                        <pic:blipFill>
+                          <a:blip r:embed="rId11"/>
+                          <a:stretch>
+                            <a:fillRect/>
+                          </a:stretch>
+                        </pic:blipFill>
+                        <pic:spPr>
+                          <a:xfrm>
+                            <a:off x="0" y="0"/>
+                            <a:ext cx="1097280" cy="617220"/>
+                          </a:xfrm>
+                          <a:prstGeom prst="rect"/>
+                        </pic:spPr>
+                      </pic:pic>
+                    </a:graphicData>
+                  </a:graphic>
+                </wp:inline>
+              </w:drawing>
             </w:r>
           </w:p>
         </w:tc>
@@ -551,7 +1202,38 @@
           </w:tcPr>
           <w:p>
             <w:r>
-              <w:t>frame_0000.jpg</w:t>
+              <w:drawing>
+                <wp:inline xmlns:a="http://schemas.openxmlformats.org/drawingml/2006/main" xmlns:pic="http://schemas.openxmlformats.org/drawingml/2006/picture">
+                  <wp:extent cx="1097280" cy="617220"/>
+                  <wp:docPr id="22" name="Picture 22"/>
+                  <wp:cNvGraphicFramePr>
+                    <a:graphicFrameLocks noChangeAspect="1"/>
+                  </wp:cNvGraphicFramePr>
+                  <a:graphic>
+                    <a:graphicData uri="http://schemas.openxmlformats.org/drawingml/2006/picture">
+                      <pic:pic>
+                        <pic:nvPicPr>
+                          <pic:cNvPr id="0" name="frame_0000.jpg"/>
+                          <pic:cNvPicPr/>
+                        </pic:nvPicPr>
+                        <pic:blipFill>
+                          <a:blip r:embed="rId9"/>
+                          <a:stretch>
+                            <a:fillRect/>
+                          </a:stretch>
+                        </pic:blipFill>
+                        <pic:spPr>
+                          <a:xfrm>
+                            <a:off x="0" y="0"/>
+                            <a:ext cx="1097280" cy="617220"/>
+                          </a:xfrm>
+                          <a:prstGeom prst="rect"/>
+                        </pic:spPr>
+                      </pic:pic>
+                    </a:graphicData>
+                  </a:graphic>
+                </wp:inline>
+              </w:drawing>
             </w:r>
           </w:p>
         </w:tc>
@@ -561,7 +1243,38 @@
           </w:tcPr>
           <w:p>
             <w:r>
-              <w:t>frame_0098.jpg</w:t>
+              <w:drawing>
+                <wp:inline xmlns:a="http://schemas.openxmlformats.org/drawingml/2006/main" xmlns:pic="http://schemas.openxmlformats.org/drawingml/2006/picture">
+                  <wp:extent cx="1097280" cy="617220"/>
+                  <wp:docPr id="23" name="Picture 23"/>
+                  <wp:cNvGraphicFramePr>
+                    <a:graphicFrameLocks noChangeAspect="1"/>
+                  </wp:cNvGraphicFramePr>
+                  <a:graphic>
+                    <a:graphicData uri="http://schemas.openxmlformats.org/drawingml/2006/picture">
+                      <pic:pic>
+                        <pic:nvPicPr>
+                          <pic:cNvPr id="0" name="frame_0098.jpg"/>
+                          <pic:cNvPicPr/>
+                        </pic:nvPicPr>
+                        <pic:blipFill>
+                          <a:blip r:embed="rId10"/>
+                          <a:stretch>
+                            <a:fillRect/>
+                          </a:stretch>
+                        </pic:blipFill>
+                        <pic:spPr>
+                          <a:xfrm>
+                            <a:off x="0" y="0"/>
+                            <a:ext cx="1097280" cy="617220"/>
+                          </a:xfrm>
+                          <a:prstGeom prst="rect"/>
+                        </pic:spPr>
+                      </pic:pic>
+                    </a:graphicData>
+                  </a:graphic>
+                </wp:inline>
+              </w:drawing>
             </w:r>
           </w:p>
         </w:tc>
@@ -571,7 +1284,38 @@
           </w:tcPr>
           <w:p>
             <w:r>
-              <w:t>frame_0197.jpg</w:t>
+              <w:drawing>
+                <wp:inline xmlns:a="http://schemas.openxmlformats.org/drawingml/2006/main" xmlns:pic="http://schemas.openxmlformats.org/drawingml/2006/picture">
+                  <wp:extent cx="1097280" cy="617220"/>
+                  <wp:docPr id="24" name="Picture 24"/>
+                  <wp:cNvGraphicFramePr>
+                    <a:graphicFrameLocks noChangeAspect="1"/>
+                  </wp:cNvGraphicFramePr>
+                  <a:graphic>
+                    <a:graphicData uri="http://schemas.openxmlformats.org/drawingml/2006/picture">
+                      <pic:pic>
+                        <pic:nvPicPr>
+                          <pic:cNvPr id="0" name="frame_0197.jpg"/>
+                          <pic:cNvPicPr/>
+                        </pic:nvPicPr>
+                        <pic:blipFill>
+                          <a:blip r:embed="rId11"/>
+                          <a:stretch>
+                            <a:fillRect/>
+                          </a:stretch>
+                        </pic:blipFill>
+                        <pic:spPr>
+                          <a:xfrm>
+                            <a:off x="0" y="0"/>
+                            <a:ext cx="1097280" cy="617220"/>
+                          </a:xfrm>
+                          <a:prstGeom prst="rect"/>
+                        </pic:spPr>
+                      </pic:pic>
+                    </a:graphicData>
+                  </a:graphic>
+                </wp:inline>
+              </w:drawing>
             </w:r>
           </w:p>
         </w:tc>
@@ -616,7 +1360,38 @@
           </w:tcPr>
           <w:p>
             <w:r>
-              <w:t>frame_0000.jpg</w:t>
+              <w:drawing>
+                <wp:inline xmlns:a="http://schemas.openxmlformats.org/drawingml/2006/main" xmlns:pic="http://schemas.openxmlformats.org/drawingml/2006/picture">
+                  <wp:extent cx="1097280" cy="617220"/>
+                  <wp:docPr id="25" name="Picture 25"/>
+                  <wp:cNvGraphicFramePr>
+                    <a:graphicFrameLocks noChangeAspect="1"/>
+                  </wp:cNvGraphicFramePr>
+                  <a:graphic>
+                    <a:graphicData uri="http://schemas.openxmlformats.org/drawingml/2006/picture">
+                      <pic:pic>
+                        <pic:nvPicPr>
+                          <pic:cNvPr id="0" name="frame_0000.jpg"/>
+                          <pic:cNvPicPr/>
+                        </pic:nvPicPr>
+                        <pic:blipFill>
+                          <a:blip r:embed="rId9"/>
+                          <a:stretch>
+                            <a:fillRect/>
+                          </a:stretch>
+                        </pic:blipFill>
+                        <pic:spPr>
+                          <a:xfrm>
+                            <a:off x="0" y="0"/>
+                            <a:ext cx="1097280" cy="617220"/>
+                          </a:xfrm>
+                          <a:prstGeom prst="rect"/>
+                        </pic:spPr>
+                      </pic:pic>
+                    </a:graphicData>
+                  </a:graphic>
+                </wp:inline>
+              </w:drawing>
             </w:r>
           </w:p>
         </w:tc>
@@ -626,7 +1401,38 @@
           </w:tcPr>
           <w:p>
             <w:r>
-              <w:t>frame_0098.jpg</w:t>
+              <w:drawing>
+                <wp:inline xmlns:a="http://schemas.openxmlformats.org/drawingml/2006/main" xmlns:pic="http://schemas.openxmlformats.org/drawingml/2006/picture">
+                  <wp:extent cx="1097280" cy="617220"/>
+                  <wp:docPr id="26" name="Picture 26"/>
+                  <wp:cNvGraphicFramePr>
+                    <a:graphicFrameLocks noChangeAspect="1"/>
+                  </wp:cNvGraphicFramePr>
+                  <a:graphic>
+                    <a:graphicData uri="http://schemas.openxmlformats.org/drawingml/2006/picture">
+                      <pic:pic>
+                        <pic:nvPicPr>
+                          <pic:cNvPr id="0" name="frame_0098.jpg"/>
+                          <pic:cNvPicPr/>
+                        </pic:nvPicPr>
+                        <pic:blipFill>
+                          <a:blip r:embed="rId10"/>
+                          <a:stretch>
+                            <a:fillRect/>
+                          </a:stretch>
+                        </pic:blipFill>
+                        <pic:spPr>
+                          <a:xfrm>
+                            <a:off x="0" y="0"/>
+                            <a:ext cx="1097280" cy="617220"/>
+                          </a:xfrm>
+                          <a:prstGeom prst="rect"/>
+                        </pic:spPr>
+                      </pic:pic>
+                    </a:graphicData>
+                  </a:graphic>
+                </wp:inline>
+              </w:drawing>
             </w:r>
           </w:p>
         </w:tc>
@@ -636,7 +1442,38 @@
           </w:tcPr>
           <w:p>
             <w:r>
-              <w:t>frame_0197.jpg</w:t>
+              <w:drawing>
+                <wp:inline xmlns:a="http://schemas.openxmlformats.org/drawingml/2006/main" xmlns:pic="http://schemas.openxmlformats.org/drawingml/2006/picture">
+                  <wp:extent cx="1097280" cy="617220"/>
+                  <wp:docPr id="27" name="Picture 27"/>
+                  <wp:cNvGraphicFramePr>
+                    <a:graphicFrameLocks noChangeAspect="1"/>
+                  </wp:cNvGraphicFramePr>
+                  <a:graphic>
+                    <a:graphicData uri="http://schemas.openxmlformats.org/drawingml/2006/picture">
+                      <pic:pic>
+                        <pic:nvPicPr>
+                          <pic:cNvPr id="0" name="frame_0197.jpg"/>
+                          <pic:cNvPicPr/>
+                        </pic:nvPicPr>
+                        <pic:blipFill>
+                          <a:blip r:embed="rId11"/>
+                          <a:stretch>
+                            <a:fillRect/>
+                          </a:stretch>
+                        </pic:blipFill>
+                        <pic:spPr>
+                          <a:xfrm>
+                            <a:off x="0" y="0"/>
+                            <a:ext cx="1097280" cy="617220"/>
+                          </a:xfrm>
+                          <a:prstGeom prst="rect"/>
+                        </pic:spPr>
+                      </pic:pic>
+                    </a:graphicData>
+                  </a:graphic>
+                </wp:inline>
+              </w:drawing>
             </w:r>
           </w:p>
         </w:tc>
@@ -675,7 +1512,38 @@
           </w:tcPr>
           <w:p>
             <w:r>
-              <w:t>frame_0000.jpg</w:t>
+              <w:drawing>
+                <wp:inline xmlns:a="http://schemas.openxmlformats.org/drawingml/2006/main" xmlns:pic="http://schemas.openxmlformats.org/drawingml/2006/picture">
+                  <wp:extent cx="1097280" cy="617220"/>
+                  <wp:docPr id="28" name="Picture 28"/>
+                  <wp:cNvGraphicFramePr>
+                    <a:graphicFrameLocks noChangeAspect="1"/>
+                  </wp:cNvGraphicFramePr>
+                  <a:graphic>
+                    <a:graphicData uri="http://schemas.openxmlformats.org/drawingml/2006/picture">
+                      <pic:pic>
+                        <pic:nvPicPr>
+                          <pic:cNvPr id="0" name="frame_0000.jpg"/>
+                          <pic:cNvPicPr/>
+                        </pic:nvPicPr>
+                        <pic:blipFill>
+                          <a:blip r:embed="rId9"/>
+                          <a:stretch>
+                            <a:fillRect/>
+                          </a:stretch>
+                        </pic:blipFill>
+                        <pic:spPr>
+                          <a:xfrm>
+                            <a:off x="0" y="0"/>
+                            <a:ext cx="1097280" cy="617220"/>
+                          </a:xfrm>
+                          <a:prstGeom prst="rect"/>
+                        </pic:spPr>
+                      </pic:pic>
+                    </a:graphicData>
+                  </a:graphic>
+                </wp:inline>
+              </w:drawing>
             </w:r>
           </w:p>
         </w:tc>
@@ -685,7 +1553,38 @@
           </w:tcPr>
           <w:p>
             <w:r>
-              <w:t>frame_0098.jpg</w:t>
+              <w:drawing>
+                <wp:inline xmlns:a="http://schemas.openxmlformats.org/drawingml/2006/main" xmlns:pic="http://schemas.openxmlformats.org/drawingml/2006/picture">
+                  <wp:extent cx="1097280" cy="617220"/>
+                  <wp:docPr id="29" name="Picture 29"/>
+                  <wp:cNvGraphicFramePr>
+                    <a:graphicFrameLocks noChangeAspect="1"/>
+                  </wp:cNvGraphicFramePr>
+                  <a:graphic>
+                    <a:graphicData uri="http://schemas.openxmlformats.org/drawingml/2006/picture">
+                      <pic:pic>
+                        <pic:nvPicPr>
+                          <pic:cNvPr id="0" name="frame_0098.jpg"/>
+                          <pic:cNvPicPr/>
+                        </pic:nvPicPr>
+                        <pic:blipFill>
+                          <a:blip r:embed="rId10"/>
+                          <a:stretch>
+                            <a:fillRect/>
+                          </a:stretch>
+                        </pic:blipFill>
+                        <pic:spPr>
+                          <a:xfrm>
+                            <a:off x="0" y="0"/>
+                            <a:ext cx="1097280" cy="617220"/>
+                          </a:xfrm>
+                          <a:prstGeom prst="rect"/>
+                        </pic:spPr>
+                      </pic:pic>
+                    </a:graphicData>
+                  </a:graphic>
+                </wp:inline>
+              </w:drawing>
             </w:r>
           </w:p>
         </w:tc>
@@ -695,7 +1594,38 @@
           </w:tcPr>
           <w:p>
             <w:r>
-              <w:t>frame_0197.jpg</w:t>
+              <w:drawing>
+                <wp:inline xmlns:a="http://schemas.openxmlformats.org/drawingml/2006/main" xmlns:pic="http://schemas.openxmlformats.org/drawingml/2006/picture">
+                  <wp:extent cx="1097280" cy="617220"/>
+                  <wp:docPr id="30" name="Picture 30"/>
+                  <wp:cNvGraphicFramePr>
+                    <a:graphicFrameLocks noChangeAspect="1"/>
+                  </wp:cNvGraphicFramePr>
+                  <a:graphic>
+                    <a:graphicData uri="http://schemas.openxmlformats.org/drawingml/2006/picture">
+                      <pic:pic>
+                        <pic:nvPicPr>
+                          <pic:cNvPr id="0" name="frame_0197.jpg"/>
+                          <pic:cNvPicPr/>
+                        </pic:nvPicPr>
+                        <pic:blipFill>
+                          <a:blip r:embed="rId11"/>
+                          <a:stretch>
+                            <a:fillRect/>
+                          </a:stretch>
+                        </pic:blipFill>
+                        <pic:spPr>
+                          <a:xfrm>
+                            <a:off x="0" y="0"/>
+                            <a:ext cx="1097280" cy="617220"/>
+                          </a:xfrm>
+                          <a:prstGeom prst="rect"/>
+                        </pic:spPr>
+                      </pic:pic>
+                    </a:graphicData>
+                  </a:graphic>
+                </wp:inline>
+              </w:drawing>
             </w:r>
           </w:p>
         </w:tc>
@@ -749,7 +1679,38 @@
           </w:tcPr>
           <w:p>
             <w:r>
-              <w:t>frame_0000.jpg</w:t>
+              <w:drawing>
+                <wp:inline xmlns:a="http://schemas.openxmlformats.org/drawingml/2006/main" xmlns:pic="http://schemas.openxmlformats.org/drawingml/2006/picture">
+                  <wp:extent cx="1097280" cy="617220"/>
+                  <wp:docPr id="31" name="Picture 31"/>
+                  <wp:cNvGraphicFramePr>
+                    <a:graphicFrameLocks noChangeAspect="1"/>
+                  </wp:cNvGraphicFramePr>
+                  <a:graphic>
+                    <a:graphicData uri="http://schemas.openxmlformats.org/drawingml/2006/picture">
+                      <pic:pic>
+                        <pic:nvPicPr>
+                          <pic:cNvPr id="0" name="frame_0000.jpg"/>
+                          <pic:cNvPicPr/>
+                        </pic:nvPicPr>
+                        <pic:blipFill>
+                          <a:blip r:embed="rId9"/>
+                          <a:stretch>
+                            <a:fillRect/>
+                          </a:stretch>
+                        </pic:blipFill>
+                        <pic:spPr>
+                          <a:xfrm>
+                            <a:off x="0" y="0"/>
+                            <a:ext cx="1097280" cy="617220"/>
+                          </a:xfrm>
+                          <a:prstGeom prst="rect"/>
+                        </pic:spPr>
+                      </pic:pic>
+                    </a:graphicData>
+                  </a:graphic>
+                </wp:inline>
+              </w:drawing>
             </w:r>
           </w:p>
         </w:tc>
@@ -759,7 +1720,38 @@
           </w:tcPr>
           <w:p>
             <w:r>
-              <w:t>frame_0098.jpg</w:t>
+              <w:drawing>
+                <wp:inline xmlns:a="http://schemas.openxmlformats.org/drawingml/2006/main" xmlns:pic="http://schemas.openxmlformats.org/drawingml/2006/picture">
+                  <wp:extent cx="1097280" cy="617220"/>
+                  <wp:docPr id="32" name="Picture 32"/>
+                  <wp:cNvGraphicFramePr>
+                    <a:graphicFrameLocks noChangeAspect="1"/>
+                  </wp:cNvGraphicFramePr>
+                  <a:graphic>
+                    <a:graphicData uri="http://schemas.openxmlformats.org/drawingml/2006/picture">
+                      <pic:pic>
+                        <pic:nvPicPr>
+                          <pic:cNvPr id="0" name="frame_0098.jpg"/>
+                          <pic:cNvPicPr/>
+                        </pic:nvPicPr>
+                        <pic:blipFill>
+                          <a:blip r:embed="rId10"/>
+                          <a:stretch>
+                            <a:fillRect/>
+                          </a:stretch>
+                        </pic:blipFill>
+                        <pic:spPr>
+                          <a:xfrm>
+                            <a:off x="0" y="0"/>
+                            <a:ext cx="1097280" cy="617220"/>
+                          </a:xfrm>
+                          <a:prstGeom prst="rect"/>
+                        </pic:spPr>
+                      </pic:pic>
+                    </a:graphicData>
+                  </a:graphic>
+                </wp:inline>
+              </w:drawing>
             </w:r>
           </w:p>
         </w:tc>
@@ -769,7 +1761,38 @@
           </w:tcPr>
           <w:p>
             <w:r>
-              <w:t>frame_0197.jpg</w:t>
+              <w:drawing>
+                <wp:inline xmlns:a="http://schemas.openxmlformats.org/drawingml/2006/main" xmlns:pic="http://schemas.openxmlformats.org/drawingml/2006/picture">
+                  <wp:extent cx="1097280" cy="617220"/>
+                  <wp:docPr id="33" name="Picture 33"/>
+                  <wp:cNvGraphicFramePr>
+                    <a:graphicFrameLocks noChangeAspect="1"/>
+                  </wp:cNvGraphicFramePr>
+                  <a:graphic>
+                    <a:graphicData uri="http://schemas.openxmlformats.org/drawingml/2006/picture">
+                      <pic:pic>
+                        <pic:nvPicPr>
+                          <pic:cNvPr id="0" name="frame_0197.jpg"/>
+                          <pic:cNvPicPr/>
+                        </pic:nvPicPr>
+                        <pic:blipFill>
+                          <a:blip r:embed="rId11"/>
+                          <a:stretch>
+                            <a:fillRect/>
+                          </a:stretch>
+                        </pic:blipFill>
+                        <pic:spPr>
+                          <a:xfrm>
+                            <a:off x="0" y="0"/>
+                            <a:ext cx="1097280" cy="617220"/>
+                          </a:xfrm>
+                          <a:prstGeom prst="rect"/>
+                        </pic:spPr>
+                      </pic:pic>
+                    </a:graphicData>
+                  </a:graphic>
+                </wp:inline>
+              </w:drawing>
             </w:r>
           </w:p>
         </w:tc>
@@ -808,7 +1831,38 @@
           </w:tcPr>
           <w:p>
             <w:r>
-              <w:t>frame_0000.jpg</w:t>
+              <w:drawing>
+                <wp:inline xmlns:a="http://schemas.openxmlformats.org/drawingml/2006/main" xmlns:pic="http://schemas.openxmlformats.org/drawingml/2006/picture">
+                  <wp:extent cx="1097280" cy="617220"/>
+                  <wp:docPr id="34" name="Picture 34"/>
+                  <wp:cNvGraphicFramePr>
+                    <a:graphicFrameLocks noChangeAspect="1"/>
+                  </wp:cNvGraphicFramePr>
+                  <a:graphic>
+                    <a:graphicData uri="http://schemas.openxmlformats.org/drawingml/2006/picture">
+                      <pic:pic>
+                        <pic:nvPicPr>
+                          <pic:cNvPr id="0" name="frame_0000.jpg"/>
+                          <pic:cNvPicPr/>
+                        </pic:nvPicPr>
+                        <pic:blipFill>
+                          <a:blip r:embed="rId9"/>
+                          <a:stretch>
+                            <a:fillRect/>
+                          </a:stretch>
+                        </pic:blipFill>
+                        <pic:spPr>
+                          <a:xfrm>
+                            <a:off x="0" y="0"/>
+                            <a:ext cx="1097280" cy="617220"/>
+                          </a:xfrm>
+                          <a:prstGeom prst="rect"/>
+                        </pic:spPr>
+                      </pic:pic>
+                    </a:graphicData>
+                  </a:graphic>
+                </wp:inline>
+              </w:drawing>
             </w:r>
           </w:p>
         </w:tc>
@@ -818,7 +1872,38 @@
           </w:tcPr>
           <w:p>
             <w:r>
-              <w:t>frame_0098.jpg</w:t>
+              <w:drawing>
+                <wp:inline xmlns:a="http://schemas.openxmlformats.org/drawingml/2006/main" xmlns:pic="http://schemas.openxmlformats.org/drawingml/2006/picture">
+                  <wp:extent cx="1097280" cy="617220"/>
+                  <wp:docPr id="35" name="Picture 35"/>
+                  <wp:cNvGraphicFramePr>
+                    <a:graphicFrameLocks noChangeAspect="1"/>
+                  </wp:cNvGraphicFramePr>
+                  <a:graphic>
+                    <a:graphicData uri="http://schemas.openxmlformats.org/drawingml/2006/picture">
+                      <pic:pic>
+                        <pic:nvPicPr>
+                          <pic:cNvPr id="0" name="frame_0098.jpg"/>
+                          <pic:cNvPicPr/>
+                        </pic:nvPicPr>
+                        <pic:blipFill>
+                          <a:blip r:embed="rId10"/>
+                          <a:stretch>
+                            <a:fillRect/>
+                          </a:stretch>
+                        </pic:blipFill>
+                        <pic:spPr>
+                          <a:xfrm>
+                            <a:off x="0" y="0"/>
+                            <a:ext cx="1097280" cy="617220"/>
+                          </a:xfrm>
+                          <a:prstGeom prst="rect"/>
+                        </pic:spPr>
+                      </pic:pic>
+                    </a:graphicData>
+                  </a:graphic>
+                </wp:inline>
+              </w:drawing>
             </w:r>
           </w:p>
         </w:tc>
@@ -828,7 +1913,38 @@
           </w:tcPr>
           <w:p>
             <w:r>
-              <w:t>frame_0197.jpg</w:t>
+              <w:drawing>
+                <wp:inline xmlns:a="http://schemas.openxmlformats.org/drawingml/2006/main" xmlns:pic="http://schemas.openxmlformats.org/drawingml/2006/picture">
+                  <wp:extent cx="1097280" cy="617220"/>
+                  <wp:docPr id="36" name="Picture 36"/>
+                  <wp:cNvGraphicFramePr>
+                    <a:graphicFrameLocks noChangeAspect="1"/>
+                  </wp:cNvGraphicFramePr>
+                  <a:graphic>
+                    <a:graphicData uri="http://schemas.openxmlformats.org/drawingml/2006/picture">
+                      <pic:pic>
+                        <pic:nvPicPr>
+                          <pic:cNvPr id="0" name="frame_0197.jpg"/>
+                          <pic:cNvPicPr/>
+                        </pic:nvPicPr>
+                        <pic:blipFill>
+                          <a:blip r:embed="rId11"/>
+                          <a:stretch>
+                            <a:fillRect/>
+                          </a:stretch>
+                        </pic:blipFill>
+                        <pic:spPr>
+                          <a:xfrm>
+                            <a:off x="0" y="0"/>
+                            <a:ext cx="1097280" cy="617220"/>
+                          </a:xfrm>
+                          <a:prstGeom prst="rect"/>
+                        </pic:spPr>
+                      </pic:pic>
+                    </a:graphicData>
+                  </a:graphic>
+                </wp:inline>
+              </w:drawing>
             </w:r>
           </w:p>
         </w:tc>
@@ -867,7 +1983,38 @@
           </w:tcPr>
           <w:p>
             <w:r>
-              <w:t>frame_0000.jpg</w:t>
+              <w:drawing>
+                <wp:inline xmlns:a="http://schemas.openxmlformats.org/drawingml/2006/main" xmlns:pic="http://schemas.openxmlformats.org/drawingml/2006/picture">
+                  <wp:extent cx="1097280" cy="617220"/>
+                  <wp:docPr id="37" name="Picture 37"/>
+                  <wp:cNvGraphicFramePr>
+                    <a:graphicFrameLocks noChangeAspect="1"/>
+                  </wp:cNvGraphicFramePr>
+                  <a:graphic>
+                    <a:graphicData uri="http://schemas.openxmlformats.org/drawingml/2006/picture">
+                      <pic:pic>
+                        <pic:nvPicPr>
+                          <pic:cNvPr id="0" name="frame_0000.jpg"/>
+                          <pic:cNvPicPr/>
+                        </pic:nvPicPr>
+                        <pic:blipFill>
+                          <a:blip r:embed="rId9"/>
+                          <a:stretch>
+                            <a:fillRect/>
+                          </a:stretch>
+                        </pic:blipFill>
+                        <pic:spPr>
+                          <a:xfrm>
+                            <a:off x="0" y="0"/>
+                            <a:ext cx="1097280" cy="617220"/>
+                          </a:xfrm>
+                          <a:prstGeom prst="rect"/>
+                        </pic:spPr>
+                      </pic:pic>
+                    </a:graphicData>
+                  </a:graphic>
+                </wp:inline>
+              </w:drawing>
             </w:r>
           </w:p>
         </w:tc>
@@ -877,7 +2024,38 @@
           </w:tcPr>
           <w:p>
             <w:r>
-              <w:t>frame_0098.jpg</w:t>
+              <w:drawing>
+                <wp:inline xmlns:a="http://schemas.openxmlformats.org/drawingml/2006/main" xmlns:pic="http://schemas.openxmlformats.org/drawingml/2006/picture">
+                  <wp:extent cx="1097280" cy="617220"/>
+                  <wp:docPr id="38" name="Picture 38"/>
+                  <wp:cNvGraphicFramePr>
+                    <a:graphicFrameLocks noChangeAspect="1"/>
+                  </wp:cNvGraphicFramePr>
+                  <a:graphic>
+                    <a:graphicData uri="http://schemas.openxmlformats.org/drawingml/2006/picture">
+                      <pic:pic>
+                        <pic:nvPicPr>
+                          <pic:cNvPr id="0" name="frame_0098.jpg"/>
+                          <pic:cNvPicPr/>
+                        </pic:nvPicPr>
+                        <pic:blipFill>
+                          <a:blip r:embed="rId10"/>
+                          <a:stretch>
+                            <a:fillRect/>
+                          </a:stretch>
+                        </pic:blipFill>
+                        <pic:spPr>
+                          <a:xfrm>
+                            <a:off x="0" y="0"/>
+                            <a:ext cx="1097280" cy="617220"/>
+                          </a:xfrm>
+                          <a:prstGeom prst="rect"/>
+                        </pic:spPr>
+                      </pic:pic>
+                    </a:graphicData>
+                  </a:graphic>
+                </wp:inline>
+              </w:drawing>
             </w:r>
           </w:p>
         </w:tc>
@@ -887,7 +2065,38 @@
           </w:tcPr>
           <w:p>
             <w:r>
-              <w:t>frame_0197.jpg</w:t>
+              <w:drawing>
+                <wp:inline xmlns:a="http://schemas.openxmlformats.org/drawingml/2006/main" xmlns:pic="http://schemas.openxmlformats.org/drawingml/2006/picture">
+                  <wp:extent cx="1097280" cy="617220"/>
+                  <wp:docPr id="39" name="Picture 39"/>
+                  <wp:cNvGraphicFramePr>
+                    <a:graphicFrameLocks noChangeAspect="1"/>
+                  </wp:cNvGraphicFramePr>
+                  <a:graphic>
+                    <a:graphicData uri="http://schemas.openxmlformats.org/drawingml/2006/picture">
+                      <pic:pic>
+                        <pic:nvPicPr>
+                          <pic:cNvPr id="0" name="frame_0197.jpg"/>
+                          <pic:cNvPicPr/>
+                        </pic:nvPicPr>
+                        <pic:blipFill>
+                          <a:blip r:embed="rId11"/>
+                          <a:stretch>
+                            <a:fillRect/>
+                          </a:stretch>
+                        </pic:blipFill>
+                        <pic:spPr>
+                          <a:xfrm>
+                            <a:off x="0" y="0"/>
+                            <a:ext cx="1097280" cy="617220"/>
+                          </a:xfrm>
+                          <a:prstGeom prst="rect"/>
+                        </pic:spPr>
+                      </pic:pic>
+                    </a:graphicData>
+                  </a:graphic>
+                </wp:inline>
+              </w:drawing>
             </w:r>
           </w:p>
         </w:tc>
@@ -926,7 +2135,38 @@
           </w:tcPr>
           <w:p>
             <w:r>
-              <w:t>frame_0000.jpg</w:t>
+              <w:drawing>
+                <wp:inline xmlns:a="http://schemas.openxmlformats.org/drawingml/2006/main" xmlns:pic="http://schemas.openxmlformats.org/drawingml/2006/picture">
+                  <wp:extent cx="1097280" cy="617220"/>
+                  <wp:docPr id="40" name="Picture 40"/>
+                  <wp:cNvGraphicFramePr>
+                    <a:graphicFrameLocks noChangeAspect="1"/>
+                  </wp:cNvGraphicFramePr>
+                  <a:graphic>
+                    <a:graphicData uri="http://schemas.openxmlformats.org/drawingml/2006/picture">
+                      <pic:pic>
+                        <pic:nvPicPr>
+                          <pic:cNvPr id="0" name="frame_0000.jpg"/>
+                          <pic:cNvPicPr/>
+                        </pic:nvPicPr>
+                        <pic:blipFill>
+                          <a:blip r:embed="rId9"/>
+                          <a:stretch>
+                            <a:fillRect/>
+                          </a:stretch>
+                        </pic:blipFill>
+                        <pic:spPr>
+                          <a:xfrm>
+                            <a:off x="0" y="0"/>
+                            <a:ext cx="1097280" cy="617220"/>
+                          </a:xfrm>
+                          <a:prstGeom prst="rect"/>
+                        </pic:spPr>
+                      </pic:pic>
+                    </a:graphicData>
+                  </a:graphic>
+                </wp:inline>
+              </w:drawing>
             </w:r>
           </w:p>
         </w:tc>
@@ -936,7 +2176,38 @@
           </w:tcPr>
           <w:p>
             <w:r>
-              <w:t>frame_0098.jpg</w:t>
+              <w:drawing>
+                <wp:inline xmlns:a="http://schemas.openxmlformats.org/drawingml/2006/main" xmlns:pic="http://schemas.openxmlformats.org/drawingml/2006/picture">
+                  <wp:extent cx="1097280" cy="617220"/>
+                  <wp:docPr id="41" name="Picture 41"/>
+                  <wp:cNvGraphicFramePr>
+                    <a:graphicFrameLocks noChangeAspect="1"/>
+                  </wp:cNvGraphicFramePr>
+                  <a:graphic>
+                    <a:graphicData uri="http://schemas.openxmlformats.org/drawingml/2006/picture">
+                      <pic:pic>
+                        <pic:nvPicPr>
+                          <pic:cNvPr id="0" name="frame_0098.jpg"/>
+                          <pic:cNvPicPr/>
+                        </pic:nvPicPr>
+                        <pic:blipFill>
+                          <a:blip r:embed="rId10"/>
+                          <a:stretch>
+                            <a:fillRect/>
+                          </a:stretch>
+                        </pic:blipFill>
+                        <pic:spPr>
+                          <a:xfrm>
+                            <a:off x="0" y="0"/>
+                            <a:ext cx="1097280" cy="617220"/>
+                          </a:xfrm>
+                          <a:prstGeom prst="rect"/>
+                        </pic:spPr>
+                      </pic:pic>
+                    </a:graphicData>
+                  </a:graphic>
+                </wp:inline>
+              </w:drawing>
             </w:r>
           </w:p>
         </w:tc>
@@ -946,7 +2217,38 @@
           </w:tcPr>
           <w:p>
             <w:r>
-              <w:t>frame_0197.jpg</w:t>
+              <w:drawing>
+                <wp:inline xmlns:a="http://schemas.openxmlformats.org/drawingml/2006/main" xmlns:pic="http://schemas.openxmlformats.org/drawingml/2006/picture">
+                  <wp:extent cx="1097280" cy="617220"/>
+                  <wp:docPr id="42" name="Picture 42"/>
+                  <wp:cNvGraphicFramePr>
+                    <a:graphicFrameLocks noChangeAspect="1"/>
+                  </wp:cNvGraphicFramePr>
+                  <a:graphic>
+                    <a:graphicData uri="http://schemas.openxmlformats.org/drawingml/2006/picture">
+                      <pic:pic>
+                        <pic:nvPicPr>
+                          <pic:cNvPr id="0" name="frame_0197.jpg"/>
+                          <pic:cNvPicPr/>
+                        </pic:nvPicPr>
+                        <pic:blipFill>
+                          <a:blip r:embed="rId11"/>
+                          <a:stretch>
+                            <a:fillRect/>
+                          </a:stretch>
+                        </pic:blipFill>
+                        <pic:spPr>
+                          <a:xfrm>
+                            <a:off x="0" y="0"/>
+                            <a:ext cx="1097280" cy="617220"/>
+                          </a:xfrm>
+                          <a:prstGeom prst="rect"/>
+                        </pic:spPr>
+                      </pic:pic>
+                    </a:graphicData>
+                  </a:graphic>
+                </wp:inline>
+              </w:drawing>
             </w:r>
           </w:p>
         </w:tc>
@@ -985,7 +2287,38 @@
           </w:tcPr>
           <w:p>
             <w:r>
-              <w:t>frame_0000.jpg</w:t>
+              <w:drawing>
+                <wp:inline xmlns:a="http://schemas.openxmlformats.org/drawingml/2006/main" xmlns:pic="http://schemas.openxmlformats.org/drawingml/2006/picture">
+                  <wp:extent cx="1097280" cy="617220"/>
+                  <wp:docPr id="43" name="Picture 43"/>
+                  <wp:cNvGraphicFramePr>
+                    <a:graphicFrameLocks noChangeAspect="1"/>
+                  </wp:cNvGraphicFramePr>
+                  <a:graphic>
+                    <a:graphicData uri="http://schemas.openxmlformats.org/drawingml/2006/picture">
+                      <pic:pic>
+                        <pic:nvPicPr>
+                          <pic:cNvPr id="0" name="frame_0000.jpg"/>
+                          <pic:cNvPicPr/>
+                        </pic:nvPicPr>
+                        <pic:blipFill>
+                          <a:blip r:embed="rId9"/>
+                          <a:stretch>
+                            <a:fillRect/>
+                          </a:stretch>
+                        </pic:blipFill>
+                        <pic:spPr>
+                          <a:xfrm>
+                            <a:off x="0" y="0"/>
+                            <a:ext cx="1097280" cy="617220"/>
+                          </a:xfrm>
+                          <a:prstGeom prst="rect"/>
+                        </pic:spPr>
+                      </pic:pic>
+                    </a:graphicData>
+                  </a:graphic>
+                </wp:inline>
+              </w:drawing>
             </w:r>
           </w:p>
         </w:tc>
@@ -995,7 +2328,38 @@
           </w:tcPr>
           <w:p>
             <w:r>
-              <w:t>frame_0098.jpg</w:t>
+              <w:drawing>
+                <wp:inline xmlns:a="http://schemas.openxmlformats.org/drawingml/2006/main" xmlns:pic="http://schemas.openxmlformats.org/drawingml/2006/picture">
+                  <wp:extent cx="1097280" cy="617220"/>
+                  <wp:docPr id="44" name="Picture 44"/>
+                  <wp:cNvGraphicFramePr>
+                    <a:graphicFrameLocks noChangeAspect="1"/>
+                  </wp:cNvGraphicFramePr>
+                  <a:graphic>
+                    <a:graphicData uri="http://schemas.openxmlformats.org/drawingml/2006/picture">
+                      <pic:pic>
+                        <pic:nvPicPr>
+                          <pic:cNvPr id="0" name="frame_0098.jpg"/>
+                          <pic:cNvPicPr/>
+                        </pic:nvPicPr>
+                        <pic:blipFill>
+                          <a:blip r:embed="rId10"/>
+                          <a:stretch>
+                            <a:fillRect/>
+                          </a:stretch>
+                        </pic:blipFill>
+                        <pic:spPr>
+                          <a:xfrm>
+                            <a:off x="0" y="0"/>
+                            <a:ext cx="1097280" cy="617220"/>
+                          </a:xfrm>
+                          <a:prstGeom prst="rect"/>
+                        </pic:spPr>
+                      </pic:pic>
+                    </a:graphicData>
+                  </a:graphic>
+                </wp:inline>
+              </w:drawing>
             </w:r>
           </w:p>
         </w:tc>
@@ -1005,7 +2369,38 @@
           </w:tcPr>
           <w:p>
             <w:r>
-              <w:t>frame_0197.jpg</w:t>
+              <w:drawing>
+                <wp:inline xmlns:a="http://schemas.openxmlformats.org/drawingml/2006/main" xmlns:pic="http://schemas.openxmlformats.org/drawingml/2006/picture">
+                  <wp:extent cx="1097280" cy="617220"/>
+                  <wp:docPr id="45" name="Picture 45"/>
+                  <wp:cNvGraphicFramePr>
+                    <a:graphicFrameLocks noChangeAspect="1"/>
+                  </wp:cNvGraphicFramePr>
+                  <a:graphic>
+                    <a:graphicData uri="http://schemas.openxmlformats.org/drawingml/2006/picture">
+                      <pic:pic>
+                        <pic:nvPicPr>
+                          <pic:cNvPr id="0" name="frame_0197.jpg"/>
+                          <pic:cNvPicPr/>
+                        </pic:nvPicPr>
+                        <pic:blipFill>
+                          <a:blip r:embed="rId11"/>
+                          <a:stretch>
+                            <a:fillRect/>
+                          </a:stretch>
+                        </pic:blipFill>
+                        <pic:spPr>
+                          <a:xfrm>
+                            <a:off x="0" y="0"/>
+                            <a:ext cx="1097280" cy="617220"/>
+                          </a:xfrm>
+                          <a:prstGeom prst="rect"/>
+                        </pic:spPr>
+                      </pic:pic>
+                    </a:graphicData>
+                  </a:graphic>
+                </wp:inline>
+              </w:drawing>
             </w:r>
           </w:p>
         </w:tc>
@@ -1049,7 +2444,38 @@
           </w:tcPr>
           <w:p>
             <w:r>
-              <w:t>frame_0000.jpg</w:t>
+              <w:drawing>
+                <wp:inline xmlns:a="http://schemas.openxmlformats.org/drawingml/2006/main" xmlns:pic="http://schemas.openxmlformats.org/drawingml/2006/picture">
+                  <wp:extent cx="1097280" cy="617220"/>
+                  <wp:docPr id="46" name="Picture 46"/>
+                  <wp:cNvGraphicFramePr>
+                    <a:graphicFrameLocks noChangeAspect="1"/>
+                  </wp:cNvGraphicFramePr>
+                  <a:graphic>
+                    <a:graphicData uri="http://schemas.openxmlformats.org/drawingml/2006/picture">
+                      <pic:pic>
+                        <pic:nvPicPr>
+                          <pic:cNvPr id="0" name="frame_0000.jpg"/>
+                          <pic:cNvPicPr/>
+                        </pic:nvPicPr>
+                        <pic:blipFill>
+                          <a:blip r:embed="rId9"/>
+                          <a:stretch>
+                            <a:fillRect/>
+                          </a:stretch>
+                        </pic:blipFill>
+                        <pic:spPr>
+                          <a:xfrm>
+                            <a:off x="0" y="0"/>
+                            <a:ext cx="1097280" cy="617220"/>
+                          </a:xfrm>
+                          <a:prstGeom prst="rect"/>
+                        </pic:spPr>
+                      </pic:pic>
+                    </a:graphicData>
+                  </a:graphic>
+                </wp:inline>
+              </w:drawing>
             </w:r>
           </w:p>
         </w:tc>
@@ -1059,7 +2485,38 @@
           </w:tcPr>
           <w:p>
             <w:r>
-              <w:t>frame_0098.jpg</w:t>
+              <w:drawing>
+                <wp:inline xmlns:a="http://schemas.openxmlformats.org/drawingml/2006/main" xmlns:pic="http://schemas.openxmlformats.org/drawingml/2006/picture">
+                  <wp:extent cx="1097280" cy="617220"/>
+                  <wp:docPr id="47" name="Picture 47"/>
+                  <wp:cNvGraphicFramePr>
+                    <a:graphicFrameLocks noChangeAspect="1"/>
+                  </wp:cNvGraphicFramePr>
+                  <a:graphic>
+                    <a:graphicData uri="http://schemas.openxmlformats.org/drawingml/2006/picture">
+                      <pic:pic>
+                        <pic:nvPicPr>
+                          <pic:cNvPr id="0" name="frame_0098.jpg"/>
+                          <pic:cNvPicPr/>
+                        </pic:nvPicPr>
+                        <pic:blipFill>
+                          <a:blip r:embed="rId10"/>
+                          <a:stretch>
+                            <a:fillRect/>
+                          </a:stretch>
+                        </pic:blipFill>
+                        <pic:spPr>
+                          <a:xfrm>
+                            <a:off x="0" y="0"/>
+                            <a:ext cx="1097280" cy="617220"/>
+                          </a:xfrm>
+                          <a:prstGeom prst="rect"/>
+                        </pic:spPr>
+                      </pic:pic>
+                    </a:graphicData>
+                  </a:graphic>
+                </wp:inline>
+              </w:drawing>
             </w:r>
           </w:p>
         </w:tc>
@@ -1069,7 +2526,38 @@
           </w:tcPr>
           <w:p>
             <w:r>
-              <w:t>frame_0197.jpg</w:t>
+              <w:drawing>
+                <wp:inline xmlns:a="http://schemas.openxmlformats.org/drawingml/2006/main" xmlns:pic="http://schemas.openxmlformats.org/drawingml/2006/picture">
+                  <wp:extent cx="1097280" cy="617220"/>
+                  <wp:docPr id="48" name="Picture 48"/>
+                  <wp:cNvGraphicFramePr>
+                    <a:graphicFrameLocks noChangeAspect="1"/>
+                  </wp:cNvGraphicFramePr>
+                  <a:graphic>
+                    <a:graphicData uri="http://schemas.openxmlformats.org/drawingml/2006/picture">
+                      <pic:pic>
+                        <pic:nvPicPr>
+                          <pic:cNvPr id="0" name="frame_0197.jpg"/>
+                          <pic:cNvPicPr/>
+                        </pic:nvPicPr>
+                        <pic:blipFill>
+                          <a:blip r:embed="rId11"/>
+                          <a:stretch>
+                            <a:fillRect/>
+                          </a:stretch>
+                        </pic:blipFill>
+                        <pic:spPr>
+                          <a:xfrm>
+                            <a:off x="0" y="0"/>
+                            <a:ext cx="1097280" cy="617220"/>
+                          </a:xfrm>
+                          <a:prstGeom prst="rect"/>
+                        </pic:spPr>
+                      </pic:pic>
+                    </a:graphicData>
+                  </a:graphic>
+                </wp:inline>
+              </w:drawing>
             </w:r>
           </w:p>
         </w:tc>
@@ -1108,7 +2596,38 @@
           </w:tcPr>
           <w:p>
             <w:r>
-              <w:t>frame_0000.jpg</w:t>
+              <w:drawing>
+                <wp:inline xmlns:a="http://schemas.openxmlformats.org/drawingml/2006/main" xmlns:pic="http://schemas.openxmlformats.org/drawingml/2006/picture">
+                  <wp:extent cx="1097280" cy="617220"/>
+                  <wp:docPr id="49" name="Picture 49"/>
+                  <wp:cNvGraphicFramePr>
+                    <a:graphicFrameLocks noChangeAspect="1"/>
+                  </wp:cNvGraphicFramePr>
+                  <a:graphic>
+                    <a:graphicData uri="http://schemas.openxmlformats.org/drawingml/2006/picture">
+                      <pic:pic>
+                        <pic:nvPicPr>
+                          <pic:cNvPr id="0" name="frame_0000.jpg"/>
+                          <pic:cNvPicPr/>
+                        </pic:nvPicPr>
+                        <pic:blipFill>
+                          <a:blip r:embed="rId9"/>
+                          <a:stretch>
+                            <a:fillRect/>
+                          </a:stretch>
+                        </pic:blipFill>
+                        <pic:spPr>
+                          <a:xfrm>
+                            <a:off x="0" y="0"/>
+                            <a:ext cx="1097280" cy="617220"/>
+                          </a:xfrm>
+                          <a:prstGeom prst="rect"/>
+                        </pic:spPr>
+                      </pic:pic>
+                    </a:graphicData>
+                  </a:graphic>
+                </wp:inline>
+              </w:drawing>
             </w:r>
           </w:p>
         </w:tc>
@@ -1118,7 +2637,38 @@
           </w:tcPr>
           <w:p>
             <w:r>
-              <w:t>frame_0098.jpg</w:t>
+              <w:drawing>
+                <wp:inline xmlns:a="http://schemas.openxmlformats.org/drawingml/2006/main" xmlns:pic="http://schemas.openxmlformats.org/drawingml/2006/picture">
+                  <wp:extent cx="1097280" cy="617220"/>
+                  <wp:docPr id="50" name="Picture 50"/>
+                  <wp:cNvGraphicFramePr>
+                    <a:graphicFrameLocks noChangeAspect="1"/>
+                  </wp:cNvGraphicFramePr>
+                  <a:graphic>
+                    <a:graphicData uri="http://schemas.openxmlformats.org/drawingml/2006/picture">
+                      <pic:pic>
+                        <pic:nvPicPr>
+                          <pic:cNvPr id="0" name="frame_0098.jpg"/>
+                          <pic:cNvPicPr/>
+                        </pic:nvPicPr>
+                        <pic:blipFill>
+                          <a:blip r:embed="rId10"/>
+                          <a:stretch>
+                            <a:fillRect/>
+                          </a:stretch>
+                        </pic:blipFill>
+                        <pic:spPr>
+                          <a:xfrm>
+                            <a:off x="0" y="0"/>
+                            <a:ext cx="1097280" cy="617220"/>
+                          </a:xfrm>
+                          <a:prstGeom prst="rect"/>
+                        </pic:spPr>
+                      </pic:pic>
+                    </a:graphicData>
+                  </a:graphic>
+                </wp:inline>
+              </w:drawing>
             </w:r>
           </w:p>
         </w:tc>
@@ -1128,7 +2678,38 @@
           </w:tcPr>
           <w:p>
             <w:r>
-              <w:t>frame_0197.jpg</w:t>
+              <w:drawing>
+                <wp:inline xmlns:a="http://schemas.openxmlformats.org/drawingml/2006/main" xmlns:pic="http://schemas.openxmlformats.org/drawingml/2006/picture">
+                  <wp:extent cx="1097280" cy="617220"/>
+                  <wp:docPr id="51" name="Picture 51"/>
+                  <wp:cNvGraphicFramePr>
+                    <a:graphicFrameLocks noChangeAspect="1"/>
+                  </wp:cNvGraphicFramePr>
+                  <a:graphic>
+                    <a:graphicData uri="http://schemas.openxmlformats.org/drawingml/2006/picture">
+                      <pic:pic>
+                        <pic:nvPicPr>
+                          <pic:cNvPr id="0" name="frame_0197.jpg"/>
+                          <pic:cNvPicPr/>
+                        </pic:nvPicPr>
+                        <pic:blipFill>
+                          <a:blip r:embed="rId11"/>
+                          <a:stretch>
+                            <a:fillRect/>
+                          </a:stretch>
+                        </pic:blipFill>
+                        <pic:spPr>
+                          <a:xfrm>
+                            <a:off x="0" y="0"/>
+                            <a:ext cx="1097280" cy="617220"/>
+                          </a:xfrm>
+                          <a:prstGeom prst="rect"/>
+                        </pic:spPr>
+                      </pic:pic>
+                    </a:graphicData>
+                  </a:graphic>
+                </wp:inline>
+              </w:drawing>
             </w:r>
           </w:p>
         </w:tc>
@@ -1167,7 +2748,38 @@
           </w:tcPr>
           <w:p>
             <w:r>
-              <w:t>frame_0000.jpg</w:t>
+              <w:drawing>
+                <wp:inline xmlns:a="http://schemas.openxmlformats.org/drawingml/2006/main" xmlns:pic="http://schemas.openxmlformats.org/drawingml/2006/picture">
+                  <wp:extent cx="1097280" cy="617220"/>
+                  <wp:docPr id="52" name="Picture 52"/>
+                  <wp:cNvGraphicFramePr>
+                    <a:graphicFrameLocks noChangeAspect="1"/>
+                  </wp:cNvGraphicFramePr>
+                  <a:graphic>
+                    <a:graphicData uri="http://schemas.openxmlformats.org/drawingml/2006/picture">
+                      <pic:pic>
+                        <pic:nvPicPr>
+                          <pic:cNvPr id="0" name="frame_0000.jpg"/>
+                          <pic:cNvPicPr/>
+                        </pic:nvPicPr>
+                        <pic:blipFill>
+                          <a:blip r:embed="rId9"/>
+                          <a:stretch>
+                            <a:fillRect/>
+                          </a:stretch>
+                        </pic:blipFill>
+                        <pic:spPr>
+                          <a:xfrm>
+                            <a:off x="0" y="0"/>
+                            <a:ext cx="1097280" cy="617220"/>
+                          </a:xfrm>
+                          <a:prstGeom prst="rect"/>
+                        </pic:spPr>
+                      </pic:pic>
+                    </a:graphicData>
+                  </a:graphic>
+                </wp:inline>
+              </w:drawing>
             </w:r>
           </w:p>
         </w:tc>
@@ -1177,7 +2789,38 @@
           </w:tcPr>
           <w:p>
             <w:r>
-              <w:t>frame_0098.jpg</w:t>
+              <w:drawing>
+                <wp:inline xmlns:a="http://schemas.openxmlformats.org/drawingml/2006/main" xmlns:pic="http://schemas.openxmlformats.org/drawingml/2006/picture">
+                  <wp:extent cx="1097280" cy="617220"/>
+                  <wp:docPr id="53" name="Picture 53"/>
+                  <wp:cNvGraphicFramePr>
+                    <a:graphicFrameLocks noChangeAspect="1"/>
+                  </wp:cNvGraphicFramePr>
+                  <a:graphic>
+                    <a:graphicData uri="http://schemas.openxmlformats.org/drawingml/2006/picture">
+                      <pic:pic>
+                        <pic:nvPicPr>
+                          <pic:cNvPr id="0" name="frame_0098.jpg"/>
+                          <pic:cNvPicPr/>
+                        </pic:nvPicPr>
+                        <pic:blipFill>
+                          <a:blip r:embed="rId10"/>
+                          <a:stretch>
+                            <a:fillRect/>
+                          </a:stretch>
+                        </pic:blipFill>
+                        <pic:spPr>
+                          <a:xfrm>
+                            <a:off x="0" y="0"/>
+                            <a:ext cx="1097280" cy="617220"/>
+                          </a:xfrm>
+                          <a:prstGeom prst="rect"/>
+                        </pic:spPr>
+                      </pic:pic>
+                    </a:graphicData>
+                  </a:graphic>
+                </wp:inline>
+              </w:drawing>
             </w:r>
           </w:p>
         </w:tc>
@@ -1187,7 +2830,38 @@
           </w:tcPr>
           <w:p>
             <w:r>
-              <w:t>frame_0197.jpg</w:t>
+              <w:drawing>
+                <wp:inline xmlns:a="http://schemas.openxmlformats.org/drawingml/2006/main" xmlns:pic="http://schemas.openxmlformats.org/drawingml/2006/picture">
+                  <wp:extent cx="1097280" cy="617220"/>
+                  <wp:docPr id="54" name="Picture 54"/>
+                  <wp:cNvGraphicFramePr>
+                    <a:graphicFrameLocks noChangeAspect="1"/>
+                  </wp:cNvGraphicFramePr>
+                  <a:graphic>
+                    <a:graphicData uri="http://schemas.openxmlformats.org/drawingml/2006/picture">
+                      <pic:pic>
+                        <pic:nvPicPr>
+                          <pic:cNvPr id="0" name="frame_0197.jpg"/>
+                          <pic:cNvPicPr/>
+                        </pic:nvPicPr>
+                        <pic:blipFill>
+                          <a:blip r:embed="rId11"/>
+                          <a:stretch>
+                            <a:fillRect/>
+                          </a:stretch>
+                        </pic:blipFill>
+                        <pic:spPr>
+                          <a:xfrm>
+                            <a:off x="0" y="0"/>
+                            <a:ext cx="1097280" cy="617220"/>
+                          </a:xfrm>
+                          <a:prstGeom prst="rect"/>
+                        </pic:spPr>
+                      </pic:pic>
+                    </a:graphicData>
+                  </a:graphic>
+                </wp:inline>
+              </w:drawing>
             </w:r>
           </w:p>
         </w:tc>
@@ -1226,7 +2900,38 @@
           </w:tcPr>
           <w:p>
             <w:r>
-              <w:t>frame_0000.jpg</w:t>
+              <w:drawing>
+                <wp:inline xmlns:a="http://schemas.openxmlformats.org/drawingml/2006/main" xmlns:pic="http://schemas.openxmlformats.org/drawingml/2006/picture">
+                  <wp:extent cx="1097280" cy="617220"/>
+                  <wp:docPr id="55" name="Picture 55"/>
+                  <wp:cNvGraphicFramePr>
+                    <a:graphicFrameLocks noChangeAspect="1"/>
+                  </wp:cNvGraphicFramePr>
+                  <a:graphic>
+                    <a:graphicData uri="http://schemas.openxmlformats.org/drawingml/2006/picture">
+                      <pic:pic>
+                        <pic:nvPicPr>
+                          <pic:cNvPr id="0" name="frame_0000.jpg"/>
+                          <pic:cNvPicPr/>
+                        </pic:nvPicPr>
+                        <pic:blipFill>
+                          <a:blip r:embed="rId9"/>
+                          <a:stretch>
+                            <a:fillRect/>
+                          </a:stretch>
+                        </pic:blipFill>
+                        <pic:spPr>
+                          <a:xfrm>
+                            <a:off x="0" y="0"/>
+                            <a:ext cx="1097280" cy="617220"/>
+                          </a:xfrm>
+                          <a:prstGeom prst="rect"/>
+                        </pic:spPr>
+                      </pic:pic>
+                    </a:graphicData>
+                  </a:graphic>
+                </wp:inline>
+              </w:drawing>
             </w:r>
           </w:p>
         </w:tc>
@@ -1236,7 +2941,38 @@
           </w:tcPr>
           <w:p>
             <w:r>
-              <w:t>frame_0098.jpg</w:t>
+              <w:drawing>
+                <wp:inline xmlns:a="http://schemas.openxmlformats.org/drawingml/2006/main" xmlns:pic="http://schemas.openxmlformats.org/drawingml/2006/picture">
+                  <wp:extent cx="1097280" cy="617220"/>
+                  <wp:docPr id="56" name="Picture 56"/>
+                  <wp:cNvGraphicFramePr>
+                    <a:graphicFrameLocks noChangeAspect="1"/>
+                  </wp:cNvGraphicFramePr>
+                  <a:graphic>
+                    <a:graphicData uri="http://schemas.openxmlformats.org/drawingml/2006/picture">
+                      <pic:pic>
+                        <pic:nvPicPr>
+                          <pic:cNvPr id="0" name="frame_0098.jpg"/>
+                          <pic:cNvPicPr/>
+                        </pic:nvPicPr>
+                        <pic:blipFill>
+                          <a:blip r:embed="rId10"/>
+                          <a:stretch>
+                            <a:fillRect/>
+                          </a:stretch>
+                        </pic:blipFill>
+                        <pic:spPr>
+                          <a:xfrm>
+                            <a:off x="0" y="0"/>
+                            <a:ext cx="1097280" cy="617220"/>
+                          </a:xfrm>
+                          <a:prstGeom prst="rect"/>
+                        </pic:spPr>
+                      </pic:pic>
+                    </a:graphicData>
+                  </a:graphic>
+                </wp:inline>
+              </w:drawing>
             </w:r>
           </w:p>
         </w:tc>
@@ -1246,7 +2982,38 @@
           </w:tcPr>
           <w:p>
             <w:r>
-              <w:t>frame_0197.jpg</w:t>
+              <w:drawing>
+                <wp:inline xmlns:a="http://schemas.openxmlformats.org/drawingml/2006/main" xmlns:pic="http://schemas.openxmlformats.org/drawingml/2006/picture">
+                  <wp:extent cx="1097280" cy="617220"/>
+                  <wp:docPr id="57" name="Picture 57"/>
+                  <wp:cNvGraphicFramePr>
+                    <a:graphicFrameLocks noChangeAspect="1"/>
+                  </wp:cNvGraphicFramePr>
+                  <a:graphic>
+                    <a:graphicData uri="http://schemas.openxmlformats.org/drawingml/2006/picture">
+                      <pic:pic>
+                        <pic:nvPicPr>
+                          <pic:cNvPr id="0" name="frame_0197.jpg"/>
+                          <pic:cNvPicPr/>
+                        </pic:nvPicPr>
+                        <pic:blipFill>
+                          <a:blip r:embed="rId11"/>
+                          <a:stretch>
+                            <a:fillRect/>
+                          </a:stretch>
+                        </pic:blipFill>
+                        <pic:spPr>
+                          <a:xfrm>
+                            <a:off x="0" y="0"/>
+                            <a:ext cx="1097280" cy="617220"/>
+                          </a:xfrm>
+                          <a:prstGeom prst="rect"/>
+                        </pic:spPr>
+                      </pic:pic>
+                    </a:graphicData>
+                  </a:graphic>
+                </wp:inline>
+              </w:drawing>
             </w:r>
           </w:p>
         </w:tc>
@@ -1285,7 +3052,38 @@
           </w:tcPr>
           <w:p>
             <w:r>
-              <w:t>frame_0000.jpg</w:t>
+              <w:drawing>
+                <wp:inline xmlns:a="http://schemas.openxmlformats.org/drawingml/2006/main" xmlns:pic="http://schemas.openxmlformats.org/drawingml/2006/picture">
+                  <wp:extent cx="1097280" cy="617220"/>
+                  <wp:docPr id="58" name="Picture 58"/>
+                  <wp:cNvGraphicFramePr>
+                    <a:graphicFrameLocks noChangeAspect="1"/>
+                  </wp:cNvGraphicFramePr>
+                  <a:graphic>
+                    <a:graphicData uri="http://schemas.openxmlformats.org/drawingml/2006/picture">
+                      <pic:pic>
+                        <pic:nvPicPr>
+                          <pic:cNvPr id="0" name="frame_0000.jpg"/>
+                          <pic:cNvPicPr/>
+                        </pic:nvPicPr>
+                        <pic:blipFill>
+                          <a:blip r:embed="rId9"/>
+                          <a:stretch>
+                            <a:fillRect/>
+                          </a:stretch>
+                        </pic:blipFill>
+                        <pic:spPr>
+                          <a:xfrm>
+                            <a:off x="0" y="0"/>
+                            <a:ext cx="1097280" cy="617220"/>
+                          </a:xfrm>
+                          <a:prstGeom prst="rect"/>
+                        </pic:spPr>
+                      </pic:pic>
+                    </a:graphicData>
+                  </a:graphic>
+                </wp:inline>
+              </w:drawing>
             </w:r>
           </w:p>
         </w:tc>
@@ -1295,7 +3093,38 @@
           </w:tcPr>
           <w:p>
             <w:r>
-              <w:t>frame_0098.jpg</w:t>
+              <w:drawing>
+                <wp:inline xmlns:a="http://schemas.openxmlformats.org/drawingml/2006/main" xmlns:pic="http://schemas.openxmlformats.org/drawingml/2006/picture">
+                  <wp:extent cx="1097280" cy="617220"/>
+                  <wp:docPr id="59" name="Picture 59"/>
+                  <wp:cNvGraphicFramePr>
+                    <a:graphicFrameLocks noChangeAspect="1"/>
+                  </wp:cNvGraphicFramePr>
+                  <a:graphic>
+                    <a:graphicData uri="http://schemas.openxmlformats.org/drawingml/2006/picture">
+                      <pic:pic>
+                        <pic:nvPicPr>
+                          <pic:cNvPr id="0" name="frame_0098.jpg"/>
+                          <pic:cNvPicPr/>
+                        </pic:nvPicPr>
+                        <pic:blipFill>
+                          <a:blip r:embed="rId10"/>
+                          <a:stretch>
+                            <a:fillRect/>
+                          </a:stretch>
+                        </pic:blipFill>
+                        <pic:spPr>
+                          <a:xfrm>
+                            <a:off x="0" y="0"/>
+                            <a:ext cx="1097280" cy="617220"/>
+                          </a:xfrm>
+                          <a:prstGeom prst="rect"/>
+                        </pic:spPr>
+                      </pic:pic>
+                    </a:graphicData>
+                  </a:graphic>
+                </wp:inline>
+              </w:drawing>
             </w:r>
           </w:p>
         </w:tc>
@@ -1305,7 +3134,38 @@
           </w:tcPr>
           <w:p>
             <w:r>
-              <w:t>frame_0197.jpg</w:t>
+              <w:drawing>
+                <wp:inline xmlns:a="http://schemas.openxmlformats.org/drawingml/2006/main" xmlns:pic="http://schemas.openxmlformats.org/drawingml/2006/picture">
+                  <wp:extent cx="1097280" cy="617220"/>
+                  <wp:docPr id="60" name="Picture 60"/>
+                  <wp:cNvGraphicFramePr>
+                    <a:graphicFrameLocks noChangeAspect="1"/>
+                  </wp:cNvGraphicFramePr>
+                  <a:graphic>
+                    <a:graphicData uri="http://schemas.openxmlformats.org/drawingml/2006/picture">
+                      <pic:pic>
+                        <pic:nvPicPr>
+                          <pic:cNvPr id="0" name="frame_0197.jpg"/>
+                          <pic:cNvPicPr/>
+                        </pic:nvPicPr>
+                        <pic:blipFill>
+                          <a:blip r:embed="rId11"/>
+                          <a:stretch>
+                            <a:fillRect/>
+                          </a:stretch>
+                        </pic:blipFill>
+                        <pic:spPr>
+                          <a:xfrm>
+                            <a:off x="0" y="0"/>
+                            <a:ext cx="1097280" cy="617220"/>
+                          </a:xfrm>
+                          <a:prstGeom prst="rect"/>
+                        </pic:spPr>
+                      </pic:pic>
+                    </a:graphicData>
+                  </a:graphic>
+                </wp:inline>
+              </w:drawing>
             </w:r>
           </w:p>
         </w:tc>
@@ -1352,7 +3212,38 @@
           </w:tcPr>
           <w:p>
             <w:r>
-              <w:t>frame_0000.jpg</w:t>
+              <w:drawing>
+                <wp:inline xmlns:a="http://schemas.openxmlformats.org/drawingml/2006/main" xmlns:pic="http://schemas.openxmlformats.org/drawingml/2006/picture">
+                  <wp:extent cx="1280160" cy="720090"/>
+                  <wp:docPr id="61" name="Picture 61"/>
+                  <wp:cNvGraphicFramePr>
+                    <a:graphicFrameLocks noChangeAspect="1"/>
+                  </wp:cNvGraphicFramePr>
+                  <a:graphic>
+                    <a:graphicData uri="http://schemas.openxmlformats.org/drawingml/2006/picture">
+                      <pic:pic>
+                        <pic:nvPicPr>
+                          <pic:cNvPr id="0" name="frame_0000.jpg"/>
+                          <pic:cNvPicPr/>
+                        </pic:nvPicPr>
+                        <pic:blipFill>
+                          <a:blip r:embed="rId9"/>
+                          <a:stretch>
+                            <a:fillRect/>
+                          </a:stretch>
+                        </pic:blipFill>
+                        <pic:spPr>
+                          <a:xfrm>
+                            <a:off x="0" y="0"/>
+                            <a:ext cx="1280160" cy="720090"/>
+                          </a:xfrm>
+                          <a:prstGeom prst="rect"/>
+                        </pic:spPr>
+                      </pic:pic>
+                    </a:graphicData>
+                  </a:graphic>
+                </wp:inline>
+              </w:drawing>
             </w:r>
           </w:p>
         </w:tc>
@@ -1362,7 +3253,38 @@
           </w:tcPr>
           <w:p>
             <w:r>
-              <w:t>frame_0098.jpg</w:t>
+              <w:drawing>
+                <wp:inline xmlns:a="http://schemas.openxmlformats.org/drawingml/2006/main" xmlns:pic="http://schemas.openxmlformats.org/drawingml/2006/picture">
+                  <wp:extent cx="1280160" cy="720090"/>
+                  <wp:docPr id="62" name="Picture 62"/>
+                  <wp:cNvGraphicFramePr>
+                    <a:graphicFrameLocks noChangeAspect="1"/>
+                  </wp:cNvGraphicFramePr>
+                  <a:graphic>
+                    <a:graphicData uri="http://schemas.openxmlformats.org/drawingml/2006/picture">
+                      <pic:pic>
+                        <pic:nvPicPr>
+                          <pic:cNvPr id="0" name="frame_0098.jpg"/>
+                          <pic:cNvPicPr/>
+                        </pic:nvPicPr>
+                        <pic:blipFill>
+                          <a:blip r:embed="rId10"/>
+                          <a:stretch>
+                            <a:fillRect/>
+                          </a:stretch>
+                        </pic:blipFill>
+                        <pic:spPr>
+                          <a:xfrm>
+                            <a:off x="0" y="0"/>
+                            <a:ext cx="1280160" cy="720090"/>
+                          </a:xfrm>
+                          <a:prstGeom prst="rect"/>
+                        </pic:spPr>
+                      </pic:pic>
+                    </a:graphicData>
+                  </a:graphic>
+                </wp:inline>
+              </w:drawing>
             </w:r>
           </w:p>
         </w:tc>
@@ -1372,7 +3294,38 @@
           </w:tcPr>
           <w:p>
             <w:r>
-              <w:t>frame_0197.jpg</w:t>
+              <w:drawing>
+                <wp:inline xmlns:a="http://schemas.openxmlformats.org/drawingml/2006/main" xmlns:pic="http://schemas.openxmlformats.org/drawingml/2006/picture">
+                  <wp:extent cx="1280160" cy="720090"/>
+                  <wp:docPr id="63" name="Picture 63"/>
+                  <wp:cNvGraphicFramePr>
+                    <a:graphicFrameLocks noChangeAspect="1"/>
+                  </wp:cNvGraphicFramePr>
+                  <a:graphic>
+                    <a:graphicData uri="http://schemas.openxmlformats.org/drawingml/2006/picture">
+                      <pic:pic>
+                        <pic:nvPicPr>
+                          <pic:cNvPr id="0" name="frame_0197.jpg"/>
+                          <pic:cNvPicPr/>
+                        </pic:nvPicPr>
+                        <pic:blipFill>
+                          <a:blip r:embed="rId11"/>
+                          <a:stretch>
+                            <a:fillRect/>
+                          </a:stretch>
+                        </pic:blipFill>
+                        <pic:spPr>
+                          <a:xfrm>
+                            <a:off x="0" y="0"/>
+                            <a:ext cx="1280160" cy="720090"/>
+                          </a:xfrm>
+                          <a:prstGeom prst="rect"/>
+                        </pic:spPr>
+                      </pic:pic>
+                    </a:graphicData>
+                  </a:graphic>
+                </wp:inline>
+              </w:drawing>
             </w:r>
           </w:p>
         </w:tc>
@@ -1424,7 +3377,38 @@
           </w:tcPr>
           <w:p>
             <w:r>
-              <w:t>frame_0000.jpg</w:t>
+              <w:drawing>
+                <wp:inline xmlns:a="http://schemas.openxmlformats.org/drawingml/2006/main" xmlns:pic="http://schemas.openxmlformats.org/drawingml/2006/picture">
+                  <wp:extent cx="1280160" cy="720090"/>
+                  <wp:docPr id="64" name="Picture 64"/>
+                  <wp:cNvGraphicFramePr>
+                    <a:graphicFrameLocks noChangeAspect="1"/>
+                  </wp:cNvGraphicFramePr>
+                  <a:graphic>
+                    <a:graphicData uri="http://schemas.openxmlformats.org/drawingml/2006/picture">
+                      <pic:pic>
+                        <pic:nvPicPr>
+                          <pic:cNvPr id="0" name="frame_0000.jpg"/>
+                          <pic:cNvPicPr/>
+                        </pic:nvPicPr>
+                        <pic:blipFill>
+                          <a:blip r:embed="rId9"/>
+                          <a:stretch>
+                            <a:fillRect/>
+                          </a:stretch>
+                        </pic:blipFill>
+                        <pic:spPr>
+                          <a:xfrm>
+                            <a:off x="0" y="0"/>
+                            <a:ext cx="1280160" cy="720090"/>
+                          </a:xfrm>
+                          <a:prstGeom prst="rect"/>
+                        </pic:spPr>
+                      </pic:pic>
+                    </a:graphicData>
+                  </a:graphic>
+                </wp:inline>
+              </w:drawing>
             </w:r>
           </w:p>
         </w:tc>
@@ -1434,7 +3418,38 @@
           </w:tcPr>
           <w:p>
             <w:r>
-              <w:t>frame_0098.jpg</w:t>
+              <w:drawing>
+                <wp:inline xmlns:a="http://schemas.openxmlformats.org/drawingml/2006/main" xmlns:pic="http://schemas.openxmlformats.org/drawingml/2006/picture">
+                  <wp:extent cx="1280160" cy="720090"/>
+                  <wp:docPr id="65" name="Picture 65"/>
+                  <wp:cNvGraphicFramePr>
+                    <a:graphicFrameLocks noChangeAspect="1"/>
+                  </wp:cNvGraphicFramePr>
+                  <a:graphic>
+                    <a:graphicData uri="http://schemas.openxmlformats.org/drawingml/2006/picture">
+                      <pic:pic>
+                        <pic:nvPicPr>
+                          <pic:cNvPr id="0" name="frame_0098.jpg"/>
+                          <pic:cNvPicPr/>
+                        </pic:nvPicPr>
+                        <pic:blipFill>
+                          <a:blip r:embed="rId10"/>
+                          <a:stretch>
+                            <a:fillRect/>
+                          </a:stretch>
+                        </pic:blipFill>
+                        <pic:spPr>
+                          <a:xfrm>
+                            <a:off x="0" y="0"/>
+                            <a:ext cx="1280160" cy="720090"/>
+                          </a:xfrm>
+                          <a:prstGeom prst="rect"/>
+                        </pic:spPr>
+                      </pic:pic>
+                    </a:graphicData>
+                  </a:graphic>
+                </wp:inline>
+              </w:drawing>
             </w:r>
           </w:p>
         </w:tc>
@@ -1444,7 +3459,38 @@
           </w:tcPr>
           <w:p>
             <w:r>
-              <w:t>frame_0197.jpg</w:t>
+              <w:drawing>
+                <wp:inline xmlns:a="http://schemas.openxmlformats.org/drawingml/2006/main" xmlns:pic="http://schemas.openxmlformats.org/drawingml/2006/picture">
+                  <wp:extent cx="1280160" cy="720090"/>
+                  <wp:docPr id="66" name="Picture 66"/>
+                  <wp:cNvGraphicFramePr>
+                    <a:graphicFrameLocks noChangeAspect="1"/>
+                  </wp:cNvGraphicFramePr>
+                  <a:graphic>
+                    <a:graphicData uri="http://schemas.openxmlformats.org/drawingml/2006/picture">
+                      <pic:pic>
+                        <pic:nvPicPr>
+                          <pic:cNvPr id="0" name="frame_0197.jpg"/>
+                          <pic:cNvPicPr/>
+                        </pic:nvPicPr>
+                        <pic:blipFill>
+                          <a:blip r:embed="rId11"/>
+                          <a:stretch>
+                            <a:fillRect/>
+                          </a:stretch>
+                        </pic:blipFill>
+                        <pic:spPr>
+                          <a:xfrm>
+                            <a:off x="0" y="0"/>
+                            <a:ext cx="1280160" cy="720090"/>
+                          </a:xfrm>
+                          <a:prstGeom prst="rect"/>
+                        </pic:spPr>
+                      </pic:pic>
+                    </a:graphicData>
+                  </a:graphic>
+                </wp:inline>
+              </w:drawing>
             </w:r>
           </w:p>
         </w:tc>
@@ -1486,7 +3532,38 @@
           </w:tcPr>
           <w:p>
             <w:r>
-              <w:t>frame_0000.jpg</w:t>
+              <w:drawing>
+                <wp:inline xmlns:a="http://schemas.openxmlformats.org/drawingml/2006/main" xmlns:pic="http://schemas.openxmlformats.org/drawingml/2006/picture">
+                  <wp:extent cx="1280160" cy="720090"/>
+                  <wp:docPr id="67" name="Picture 67"/>
+                  <wp:cNvGraphicFramePr>
+                    <a:graphicFrameLocks noChangeAspect="1"/>
+                  </wp:cNvGraphicFramePr>
+                  <a:graphic>
+                    <a:graphicData uri="http://schemas.openxmlformats.org/drawingml/2006/picture">
+                      <pic:pic>
+                        <pic:nvPicPr>
+                          <pic:cNvPr id="0" name="frame_0000.jpg"/>
+                          <pic:cNvPicPr/>
+                        </pic:nvPicPr>
+                        <pic:blipFill>
+                          <a:blip r:embed="rId9"/>
+                          <a:stretch>
+                            <a:fillRect/>
+                          </a:stretch>
+                        </pic:blipFill>
+                        <pic:spPr>
+                          <a:xfrm>
+                            <a:off x="0" y="0"/>
+                            <a:ext cx="1280160" cy="720090"/>
+                          </a:xfrm>
+                          <a:prstGeom prst="rect"/>
+                        </pic:spPr>
+                      </pic:pic>
+                    </a:graphicData>
+                  </a:graphic>
+                </wp:inline>
+              </w:drawing>
             </w:r>
           </w:p>
         </w:tc>
@@ -1496,7 +3573,38 @@
           </w:tcPr>
           <w:p>
             <w:r>
-              <w:t>frame_0098.jpg</w:t>
+              <w:drawing>
+                <wp:inline xmlns:a="http://schemas.openxmlformats.org/drawingml/2006/main" xmlns:pic="http://schemas.openxmlformats.org/drawingml/2006/picture">
+                  <wp:extent cx="1280160" cy="720090"/>
+                  <wp:docPr id="68" name="Picture 68"/>
+                  <wp:cNvGraphicFramePr>
+                    <a:graphicFrameLocks noChangeAspect="1"/>
+                  </wp:cNvGraphicFramePr>
+                  <a:graphic>
+                    <a:graphicData uri="http://schemas.openxmlformats.org/drawingml/2006/picture">
+                      <pic:pic>
+                        <pic:nvPicPr>
+                          <pic:cNvPr id="0" name="frame_0098.jpg"/>
+                          <pic:cNvPicPr/>
+                        </pic:nvPicPr>
+                        <pic:blipFill>
+                          <a:blip r:embed="rId10"/>
+                          <a:stretch>
+                            <a:fillRect/>
+                          </a:stretch>
+                        </pic:blipFill>
+                        <pic:spPr>
+                          <a:xfrm>
+                            <a:off x="0" y="0"/>
+                            <a:ext cx="1280160" cy="720090"/>
+                          </a:xfrm>
+                          <a:prstGeom prst="rect"/>
+                        </pic:spPr>
+                      </pic:pic>
+                    </a:graphicData>
+                  </a:graphic>
+                </wp:inline>
+              </w:drawing>
             </w:r>
           </w:p>
         </w:tc>
@@ -1506,7 +3614,38 @@
           </w:tcPr>
           <w:p>
             <w:r>
-              <w:t>frame_0197.jpg</w:t>
+              <w:drawing>
+                <wp:inline xmlns:a="http://schemas.openxmlformats.org/drawingml/2006/main" xmlns:pic="http://schemas.openxmlformats.org/drawingml/2006/picture">
+                  <wp:extent cx="1280160" cy="720090"/>
+                  <wp:docPr id="69" name="Picture 69"/>
+                  <wp:cNvGraphicFramePr>
+                    <a:graphicFrameLocks noChangeAspect="1"/>
+                  </wp:cNvGraphicFramePr>
+                  <a:graphic>
+                    <a:graphicData uri="http://schemas.openxmlformats.org/drawingml/2006/picture">
+                      <pic:pic>
+                        <pic:nvPicPr>
+                          <pic:cNvPr id="0" name="frame_0197.jpg"/>
+                          <pic:cNvPicPr/>
+                        </pic:nvPicPr>
+                        <pic:blipFill>
+                          <a:blip r:embed="rId11"/>
+                          <a:stretch>
+                            <a:fillRect/>
+                          </a:stretch>
+                        </pic:blipFill>
+                        <pic:spPr>
+                          <a:xfrm>
+                            <a:off x="0" y="0"/>
+                            <a:ext cx="1280160" cy="720090"/>
+                          </a:xfrm>
+                          <a:prstGeom prst="rect"/>
+                        </pic:spPr>
+                      </pic:pic>
+                    </a:graphicData>
+                  </a:graphic>
+                </wp:inline>
+              </w:drawing>
             </w:r>
           </w:p>
         </w:tc>
@@ -1548,7 +3687,38 @@
           </w:tcPr>
           <w:p>
             <w:r>
-              <w:t>frame_0000.jpg</w:t>
+              <w:drawing>
+                <wp:inline xmlns:a="http://schemas.openxmlformats.org/drawingml/2006/main" xmlns:pic="http://schemas.openxmlformats.org/drawingml/2006/picture">
+                  <wp:extent cx="1280160" cy="720090"/>
+                  <wp:docPr id="70" name="Picture 70"/>
+                  <wp:cNvGraphicFramePr>
+                    <a:graphicFrameLocks noChangeAspect="1"/>
+                  </wp:cNvGraphicFramePr>
+                  <a:graphic>
+                    <a:graphicData uri="http://schemas.openxmlformats.org/drawingml/2006/picture">
+                      <pic:pic>
+                        <pic:nvPicPr>
+                          <pic:cNvPr id="0" name="frame_0000.jpg"/>
+                          <pic:cNvPicPr/>
+                        </pic:nvPicPr>
+                        <pic:blipFill>
+                          <a:blip r:embed="rId9"/>
+                          <a:stretch>
+                            <a:fillRect/>
+                          </a:stretch>
+                        </pic:blipFill>
+                        <pic:spPr>
+                          <a:xfrm>
+                            <a:off x="0" y="0"/>
+                            <a:ext cx="1280160" cy="720090"/>
+                          </a:xfrm>
+                          <a:prstGeom prst="rect"/>
+                        </pic:spPr>
+                      </pic:pic>
+                    </a:graphicData>
+                  </a:graphic>
+                </wp:inline>
+              </w:drawing>
             </w:r>
           </w:p>
         </w:tc>
@@ -1558,7 +3728,38 @@
           </w:tcPr>
           <w:p>
             <w:r>
-              <w:t>frame_0098.jpg</w:t>
+              <w:drawing>
+                <wp:inline xmlns:a="http://schemas.openxmlformats.org/drawingml/2006/main" xmlns:pic="http://schemas.openxmlformats.org/drawingml/2006/picture">
+                  <wp:extent cx="1280160" cy="720090"/>
+                  <wp:docPr id="71" name="Picture 71"/>
+                  <wp:cNvGraphicFramePr>
+                    <a:graphicFrameLocks noChangeAspect="1"/>
+                  </wp:cNvGraphicFramePr>
+                  <a:graphic>
+                    <a:graphicData uri="http://schemas.openxmlformats.org/drawingml/2006/picture">
+                      <pic:pic>
+                        <pic:nvPicPr>
+                          <pic:cNvPr id="0" name="frame_0098.jpg"/>
+                          <pic:cNvPicPr/>
+                        </pic:nvPicPr>
+                        <pic:blipFill>
+                          <a:blip r:embed="rId10"/>
+                          <a:stretch>
+                            <a:fillRect/>
+                          </a:stretch>
+                        </pic:blipFill>
+                        <pic:spPr>
+                          <a:xfrm>
+                            <a:off x="0" y="0"/>
+                            <a:ext cx="1280160" cy="720090"/>
+                          </a:xfrm>
+                          <a:prstGeom prst="rect"/>
+                        </pic:spPr>
+                      </pic:pic>
+                    </a:graphicData>
+                  </a:graphic>
+                </wp:inline>
+              </w:drawing>
             </w:r>
           </w:p>
         </w:tc>
@@ -1568,7 +3769,38 @@
           </w:tcPr>
           <w:p>
             <w:r>
-              <w:t>frame_0197.jpg</w:t>
+              <w:drawing>
+                <wp:inline xmlns:a="http://schemas.openxmlformats.org/drawingml/2006/main" xmlns:pic="http://schemas.openxmlformats.org/drawingml/2006/picture">
+                  <wp:extent cx="1280160" cy="720090"/>
+                  <wp:docPr id="72" name="Picture 72"/>
+                  <wp:cNvGraphicFramePr>
+                    <a:graphicFrameLocks noChangeAspect="1"/>
+                  </wp:cNvGraphicFramePr>
+                  <a:graphic>
+                    <a:graphicData uri="http://schemas.openxmlformats.org/drawingml/2006/picture">
+                      <pic:pic>
+                        <pic:nvPicPr>
+                          <pic:cNvPr id="0" name="frame_0197.jpg"/>
+                          <pic:cNvPicPr/>
+                        </pic:nvPicPr>
+                        <pic:blipFill>
+                          <a:blip r:embed="rId11"/>
+                          <a:stretch>
+                            <a:fillRect/>
+                          </a:stretch>
+                        </pic:blipFill>
+                        <pic:spPr>
+                          <a:xfrm>
+                            <a:off x="0" y="0"/>
+                            <a:ext cx="1280160" cy="720090"/>
+                          </a:xfrm>
+                          <a:prstGeom prst="rect"/>
+                        </pic:spPr>
+                      </pic:pic>
+                    </a:graphicData>
+                  </a:graphic>
+                </wp:inline>
+              </w:drawing>
             </w:r>
           </w:p>
         </w:tc>
@@ -1635,7 +3867,38 @@
           </w:tcPr>
           <w:p>
             <w:r>
-              <w:t>frame_0000.jpg</w:t>
+              <w:drawing>
+                <wp:inline xmlns:a="http://schemas.openxmlformats.org/drawingml/2006/main" xmlns:pic="http://schemas.openxmlformats.org/drawingml/2006/picture">
+                  <wp:extent cx="1280160" cy="720090"/>
+                  <wp:docPr id="73" name="Picture 73"/>
+                  <wp:cNvGraphicFramePr>
+                    <a:graphicFrameLocks noChangeAspect="1"/>
+                  </wp:cNvGraphicFramePr>
+                  <a:graphic>
+                    <a:graphicData uri="http://schemas.openxmlformats.org/drawingml/2006/picture">
+                      <pic:pic>
+                        <pic:nvPicPr>
+                          <pic:cNvPr id="0" name="frame_0000.jpg"/>
+                          <pic:cNvPicPr/>
+                        </pic:nvPicPr>
+                        <pic:blipFill>
+                          <a:blip r:embed="rId9"/>
+                          <a:stretch>
+                            <a:fillRect/>
+                          </a:stretch>
+                        </pic:blipFill>
+                        <pic:spPr>
+                          <a:xfrm>
+                            <a:off x="0" y="0"/>
+                            <a:ext cx="1280160" cy="720090"/>
+                          </a:xfrm>
+                          <a:prstGeom prst="rect"/>
+                        </pic:spPr>
+                      </pic:pic>
+                    </a:graphicData>
+                  </a:graphic>
+                </wp:inline>
+              </w:drawing>
             </w:r>
           </w:p>
         </w:tc>
@@ -1645,7 +3908,38 @@
           </w:tcPr>
           <w:p>
             <w:r>
-              <w:t>frame_0098.jpg</w:t>
+              <w:drawing>
+                <wp:inline xmlns:a="http://schemas.openxmlformats.org/drawingml/2006/main" xmlns:pic="http://schemas.openxmlformats.org/drawingml/2006/picture">
+                  <wp:extent cx="1280160" cy="720090"/>
+                  <wp:docPr id="74" name="Picture 74"/>
+                  <wp:cNvGraphicFramePr>
+                    <a:graphicFrameLocks noChangeAspect="1"/>
+                  </wp:cNvGraphicFramePr>
+                  <a:graphic>
+                    <a:graphicData uri="http://schemas.openxmlformats.org/drawingml/2006/picture">
+                      <pic:pic>
+                        <pic:nvPicPr>
+                          <pic:cNvPr id="0" name="frame_0098.jpg"/>
+                          <pic:cNvPicPr/>
+                        </pic:nvPicPr>
+                        <pic:blipFill>
+                          <a:blip r:embed="rId10"/>
+                          <a:stretch>
+                            <a:fillRect/>
+                          </a:stretch>
+                        </pic:blipFill>
+                        <pic:spPr>
+                          <a:xfrm>
+                            <a:off x="0" y="0"/>
+                            <a:ext cx="1280160" cy="720090"/>
+                          </a:xfrm>
+                          <a:prstGeom prst="rect"/>
+                        </pic:spPr>
+                      </pic:pic>
+                    </a:graphicData>
+                  </a:graphic>
+                </wp:inline>
+              </w:drawing>
             </w:r>
           </w:p>
         </w:tc>
@@ -1655,7 +3949,38 @@
           </w:tcPr>
           <w:p>
             <w:r>
-              <w:t>frame_0197.jpg</w:t>
+              <w:drawing>
+                <wp:inline xmlns:a="http://schemas.openxmlformats.org/drawingml/2006/main" xmlns:pic="http://schemas.openxmlformats.org/drawingml/2006/picture">
+                  <wp:extent cx="1280160" cy="720090"/>
+                  <wp:docPr id="75" name="Picture 75"/>
+                  <wp:cNvGraphicFramePr>
+                    <a:graphicFrameLocks noChangeAspect="1"/>
+                  </wp:cNvGraphicFramePr>
+                  <a:graphic>
+                    <a:graphicData uri="http://schemas.openxmlformats.org/drawingml/2006/picture">
+                      <pic:pic>
+                        <pic:nvPicPr>
+                          <pic:cNvPr id="0" name="frame_0197.jpg"/>
+                          <pic:cNvPicPr/>
+                        </pic:nvPicPr>
+                        <pic:blipFill>
+                          <a:blip r:embed="rId11"/>
+                          <a:stretch>
+                            <a:fillRect/>
+                          </a:stretch>
+                        </pic:blipFill>
+                        <pic:spPr>
+                          <a:xfrm>
+                            <a:off x="0" y="0"/>
+                            <a:ext cx="1280160" cy="720090"/>
+                          </a:xfrm>
+                          <a:prstGeom prst="rect"/>
+                        </pic:spPr>
+                      </pic:pic>
+                    </a:graphicData>
+                  </a:graphic>
+                </wp:inline>
+              </w:drawing>
             </w:r>
           </w:p>
         </w:tc>
